--- a/T&C/General T&C/Vers 9 - Multilanguage - Q4 2026/9_Termini_e_Condizioni_Generali_Fleequid_F0009_2026_DE.docx
+++ b/T&C/General T&C/Vers 9 - Multilanguage - Q4 2026/9_Termini_e_Condizioni_Generali_Fleequid_F0009_2026_DE.docx
@@ -404,7 +404,7 @@
                 <w:noProof/>
                 <w:webHidden/>
               </w:rPr>
-              <w:t>14</w:t>
+              <w:t>15</w:t>
             </w:r>
             <w:r>
               <w:rPr>
@@ -791,7 +791,7 @@
                 <w:noProof/>
                 <w:webHidden/>
               </w:rPr>
-              <w:t>29</w:t>
+              <w:t>30</w:t>
             </w:r>
             <w:r>
               <w:rPr>
@@ -1741,7 +1741,7 @@
                 <w:noProof/>
                 <w:webHidden/>
               </w:rPr>
-              <w:t>82</w:t>
+              <w:t>83</w:t>
             </w:r>
             <w:r>
               <w:rPr>
@@ -3497,7 +3497,7 @@
           <w:sz w:val="20"/>
           <w:szCs w:val="20"/>
         </w:rPr>
-        <w:t>, Inhaber der Marke Fleequid®. Der Begriff kann sich auch auf andere juristische Personen beziehen, die mit der Gesellschaft Adorea S.r.l. verbunden sind oder von ihr mit der Vermarktung von Fahrzeugen beauftragt wurden, nach Maßgabe von Art. 2.9. Fleequid betreibt die Plattform Marketplace und stellt die Dienstleistungen bereit; die Eigenschaft, in der Fleequid an der einzelnen Transaktion beteiligt ist, hängt vom anwendbaren Verkaufsmodell und beim Kommissionsverkauf von der gewählten Ausführungsmodalität ab, nach Maßgabe der Art. 2.3-2.8, 3, 17 und 18. Die Stellung von Fleequid in Bezug auf Fahrzeuge, die als Altfahrzeuge oder jedenfalls als Abfall einzustufen sind, ist in den Art. 16.13 und 18.8 geregelt.</w:t>
+        <w:t>, Inhaber der Marke Fleequid®. Der Begriff kann sich auch auf andere juristische Personen beziehen, die mit der Gesellschaft Adorea S.r.l. verbunden sind oder von ihr mit dem Kauf und Verkauf von Fahrzeugen beauftragt wurden, nach Maßgabe von Art. 2.9. Fleequid betreibt die Plattform Marketplace und stellt die Dienstleistungen bereit; die Eigenschaft, in der Fleequid an der einzelnen Transaktion beteiligt ist, hängt vom anwendbaren Verkaufsmodell und beim Kommissionsverkauf von der gewählten Ausführungsmodalität ab, nach Maßgabe der Art. 2.3-2.8, 3, 17 und 18. Die Stellung von Fleequid in Bezug auf Fahrzeuge, die als Altfahrzeuge oder jedenfalls als Abfall einzustufen sind, ist in den Art. 16.13 und 18.8 geregelt.</w:t>
       </w:r>
     </w:p>
     <w:p>
@@ -5291,7 +5291,7 @@
           <w:sz w:val="20"/>
           <w:szCs w:val="20"/>
         </w:rPr>
-        <w:t>Wenn in diesen AGB von „</w:t>
+        <w:t>Sofern die einzelne Bestimmung nicht ausdrücklich eine Frist in Kalendertagen vorsieht, sind, wenn in diesen AGB von „</w:t>
       </w:r>
       <w:r>
         <w:rPr>
@@ -5310,7 +5310,7 @@
           <w:sz w:val="20"/>
           <w:szCs w:val="20"/>
         </w:rPr>
-        <w:t>“ die Rede ist, sind damit Werktage gemeint, wobei unter „</w:t>
+        <w:t>“ die Rede ist, damit Werktage gemeint, wobei unter „</w:t>
       </w:r>
       <w:r>
         <w:rPr>
@@ -5621,7 +5621,7 @@
           <w:sz w:val="20"/>
           <w:szCs w:val="20"/>
         </w:rPr>
-        <w:t>Im Rahmen des Kommissionsverkaufs kann Fleequid nach eigenem Ermessen beschließen, den Weiterverkauf nicht durchzuführen und das beauftragte Verkaufsgeschäft als reiner Vermittler auszuführen, wobei Fleequid ermöglicht, dass die Übertragung des Fahrzeugs und die entsprechende Rechnungsstellung direkt vom Verkäufer an den Käufer erfolgen. In diesem Fall wird der Kauf und Verkauf des Fahrzeugs direkt zwischen dem Verkäufer und dem Käufer abgeschlossen; Fleequid schließt ihn weder im eigenen Namen noch als Partei ab, erwirbt das Fahrzeug nicht, auch nicht vorübergehend, erlangt nicht die Eigenschaft des Verkäufers, auch nicht des formellen Verkäufers, und der Preis des Fahrzeugs wird vom Käufer direkt an den Verkäufer gezahlt; Fleequid behält den Anspruch auf die von beiden Parteien geschuldeten Provisionen und auf die Gebühren nach Maßgabe dieser Allgemeinen Geschäftsbedingungen. Die Tätigkeit als reiner Vermittler stellt eine interne Ausführungsmodalität des Kommissionsverkaufs gemäß Art. 2.3 und kein eigenständiges Verkaufsmodell dar. Das in diesem Absatz vorgesehene Wahlrecht wird nach Maßgabe der Art. 3.2, 3.5 und 17.1 ausgeübt und gemäß Art. 3.2 Buchst. a) vorab erkennbar gemacht und akzeptiert.</w:t>
+        <w:t>Im Rahmen des Kommissionsverkaufs kann Fleequid nach eigenem Ermessen beschließen, den Weiterverkauf nicht durchzuführen und das beauftragte Verkaufsgeschäft als reiner Vermittler auszuführen, wobei Fleequid ermöglicht, dass die Übertragung des Fahrzeugs und die entsprechende Rechnungsstellung direkt vom Verkäufer an den Käufer erfolgen. In diesem Fall wird der Kauf und Verkauf des Fahrzeugs direkt zwischen dem Verkäufer und dem Käufer abgeschlossen; Fleequid schließt ihn weder im eigenen Namen noch als Partei ab, erwirbt das Fahrzeug nicht, auch nicht vorübergehend, erlangt nicht die Eigenschaft des Verkäufers, auch nicht des formellen Verkäufers, und der Preis des Fahrzeugs wird vom Käufer direkt an den Verkäufer gezahlt; Fleequid behält den Anspruch auf die von beiden Parteien geschuldeten Provisionen und auf die Gebühren nach Maßgabe dieser Allgemeinen Geschäftsbedingungen. Die Tätigkeit als reiner Vermittler stellt eine interne Ausführungsmodalität des Kommissionsverkaufs gemäß Art. 2.3 und kein eigenständiges Verkaufsmodell dar. Das in diesem Absatz vorgesehene Wahlrecht wird nach Maßgabe der Art. 3.2, 3.5 und 17.1 ausgeübt, gemäß Art. 3.2 Buchst. a) vorab erkennbar gemacht und durch die Zustimmung zu diesen AGB akzeptiert.</w:t>
       </w:r>
     </w:p>
     <w:p>
@@ -6188,7 +6188,7 @@
           <w:sz w:val="20"/>
           <w:szCs w:val="20"/>
         </w:rPr>
-        <w:t>Fleequid behält sich das Recht vor, die Allgemeinen Geschäftsbedingungen und das Gebührenverzeichnis Fleequid jederzeit nach eigenem Ermessen einseitig zu ändern, auch um neue Produkte oder Dienstleistungen einzuführen, die Funktionsweise der Plattform Marketplace anzupassen oder um gesetzliche oder regulatorische Bestimmungen oder Anordnungen der zuständigen Behörden zu erfüllen. Die Änderungen werden den Nutzern mindestens 30 (dreißig) Tage vor ihrem Inkrafttreten klar und verständlich mitgeteilt, es sei denn, der Nutzer hat ihnen vor Ablauf dieser Frist ausdrücklich zugestimmt. Fleequid führt ein Archiv mit früheren Versionen der Allgemeinen Geschäftsbedingungen und des Gebührenverzeichnisses Fleequid, auf das über den Kundendienst zugegriffen werden kann. Die Änderungen können mit einem oder mehreren der folgenden Mittel mitgeteilt werden: a) E-Mail an die mit dem Profil des Nutzers verknüpfte E-Mail-Adresse, die eine Zusammenfassung der Änderungen und einen Link zu den aktualisierten Texten enthält; b) Benachrichtigung, die bei der nächsten Anmeldung des Nutzers auf der Plattform Marketplace angezeigt wird; c) Veröffentlichung einer Ankündigung auf der Homepage der Fleequid-Website mit Link zu den aktualisierten Texten. Der Nutzer, der die Änderungen nicht akzeptieren möchte, kann das Vertragsverhältnis ohne Vertragsstrafen innerhalb von 30 (dreißig) Tagen nach der Mitteilung und in jedem Fall ab Veröffentlichung der aktualisierten Allgemeinen Geschäftsbedingungen auf der Plattform Marketplace durch schriftliche Mitteilung an die E-Mail-Adresse withdrawal@fleequid.com kündigen. Die Änderungen finden auf die Verkaufsveranstaltungen und Transaktionen Anwendung, die nach ihrem Inkrafttreten eingeleitet werden; auf die bereits laufenden Verkaufsveranstaltungen und Transaktionen sowie auf diejenigen, für die die Verbindliche Vereinbarung bereits zustande gekommen ist, finden bis zu ihrem Abschluss weiterhin die Allgemeinen Geschäftsbedingungen und das Gebührenverzeichnis Fleequid Anwendung, die zum Zeitpunkt der Einleitung der betreffenden Verkaufsveranstaltung oder der betreffenden Transaktion galten, vorbehaltlich Art. 4.9. Nach Erhalt der Kündigungserklärung löscht Fleequid das Profil des Nutzers nach Maßgabe von Art. 5.11. Die Nutzer sind verpflichtet, vor der Abgabe eines Gebots die jeweils aktuelle Fassung der Allgemeinen Geschäftsbedingungen und des Gebührenverzeichnisses Fleequid im entsprechenden Abschnitt der Plattform Marketplace einzusehen. Nach Ablauf der Ankündigungsfrist gilt die Fortsetzung der Nutzung der Plattform Marketplace oder der Dienstleistungen von Fleequid als Zustimmung zu den in Kraft getretenen Änderungen. Im Falle eines Streits über die Fassung oder Anwendbarkeit der Allgemeinen Geschäftsbedingungen auf den Vertrag müssen die Nutzer nachweisen können, dass sie trotz aller angemessenen Bemühungen keine Möglichkeit hatten, die geltenden Allgemeinen Geschäftsbedingungen einzusehen, obwohl sie den entsprechenden Abschnitt der Plattform Marketplace konsultiert und rechtzeitig eine schriftliche Anfrage an Fleequid gestellt haben, bevor sie diesbezüglich Einwände, Fragen oder Beschwerden erheben.</w:t>
+        <w:t>Fleequid behält sich das Recht vor, die Allgemeinen Geschäftsbedingungen und das Gebührenverzeichnis Fleequid jederzeit nach eigenem Ermessen einseitig zu ändern, auch um neue Produkte oder Dienstleistungen einzuführen, die Funktionsweise der Plattform Marketplace anzupassen oder um gesetzliche oder regulatorische Bestimmungen oder Anordnungen der zuständigen Behörden zu erfüllen. Die Änderungen werden den Nutzern mindestens 30 (dreißig) Kalendertage vor ihrem Inkrafttreten klar und verständlich mitgeteilt, es sei denn, der Nutzer hat ihnen vor Ablauf dieser Frist ausdrücklich zugestimmt. Fleequid führt ein Archiv mit früheren Versionen der Allgemeinen Geschäftsbedingungen und des Gebührenverzeichnisses Fleequid, auf das über den Kundendienst zugegriffen werden kann. Die Änderungen können mit einem oder mehreren der folgenden Mittel mitgeteilt werden: a) E-Mail an die mit dem Profil des Nutzers verknüpfte E-Mail-Adresse, die eine Zusammenfassung der Änderungen und einen Link zu den aktualisierten Texten enthält; b) Benachrichtigung, die bei der nächsten Anmeldung des Nutzers auf der Plattform Marketplace angezeigt wird; c) Veröffentlichung einer Ankündigung auf der Homepage der Fleequid-Website mit Link zu den aktualisierten Texten. Der Nutzer, der die Änderungen nicht akzeptieren möchte, kann das Vertragsverhältnis ohne Vertragsstrafen innerhalb von 30 (dreißig) Kalendertagen nach der Mitteilung und in jedem Fall ab Veröffentlichung der aktualisierten Allgemeinen Geschäftsbedingungen auf der Plattform Marketplace durch schriftliche Mitteilung an die E-Mail-Adresse withdrawal@fleequid.com kündigen. Die Änderungen finden auf die Verkaufsveranstaltungen und Transaktionen Anwendung, die nach ihrem Inkrafttreten eingeleitet werden; auf die bereits laufenden Verkaufsveranstaltungen und Transaktionen sowie auf diejenigen, für die die Verbindliche Vereinbarung bereits zustande gekommen ist, finden bis zu ihrem Abschluss weiterhin die Allgemeinen Geschäftsbedingungen und das Gebührenverzeichnis Fleequid Anwendung, die zum Zeitpunkt der Einleitung der betreffenden Verkaufsveranstaltung oder der betreffenden Transaktion galten, vorbehaltlich Art. 4.9. Nach Erhalt der Kündigungserklärung löscht Fleequid das Profil des Nutzers nach Maßgabe von Art. 5.11. Die Nutzer sind verpflichtet, vor der Abgabe eines Gebots die jeweils aktuelle Fassung der Allgemeinen Geschäftsbedingungen und des Gebührenverzeichnisses Fleequid im entsprechenden Abschnitt der Plattform Marketplace einzusehen. Nach Ablauf der Ankündigungsfrist gilt die Fortsetzung der Nutzung der Plattform Marketplace oder der Dienstleistungen von Fleequid als Zustimmung zu den in Kraft getretenen Änderungen. Im Falle eines Streits über die Fassung oder Anwendbarkeit der Allgemeinen Geschäftsbedingungen auf den Vertrag müssen die Nutzer nachweisen können, dass sie trotz aller angemessenen Bemühungen keine Möglichkeit hatten, die geltenden Allgemeinen Geschäftsbedingungen einzusehen, obwohl sie den entsprechenden Abschnitt der Plattform Marketplace konsultiert und rechtzeitig eine schriftliche Anfrage an Fleequid gestellt haben, bevor sie diesbezüglich Einwände, Fragen oder Beschwerden erheben.</w:t>
       </w:r>
     </w:p>
     <w:p>
@@ -6680,7 +6680,7 @@
           <w:sz w:val="20"/>
           <w:szCs w:val="20"/>
         </w:rPr>
-        <w:t>Fleequid wird dem Nutzer die gemäß dem vorstehenden Art. 5.5 ergriffenen Maßnahmen unter Angabe der entsprechenden Gründe unverzüglich schriftlich mitteilen. Je nach Art und Schwere der festgestellten Umstände kann Fleequid unverzüglich die erforderlichen Maßnahmen ergreifen, um die beanstandete Situation zu beenden oder einzudämmen, oder den Nutzer auffordern, innerhalb einer Frist von 30 (dreißig) Tagen Abhilfe zu schaffen. Nach fruchtlosem Ablauf dieser Frist kann Fleequid das Profil des Nutzers, auch auf unbestimmte Zeit, aussetzen oder sperren oder dessen Zugang zur Plattform Marketplace und zu den entsprechenden Dienstleistungen beschränken. Die vorgenannte Frist gilt nicht, wenn: a) Fleequid einer gesetzlichen oder behördlichen Verpflichtung oder einer Anordnung der zuständigen Behörde nachkommen muss, die die sofortige Beendigung oder Beschränkung der Bereitstellung von Fahrzeugen oder Dienstleistungen an den Nutzer erfordert; b) die Voraussetzungen für die sofortige Auflösung des Vertrags nach dem Gesetz oder nach diesen Allgemeinen Geschäftsbedingungen vorliegen; c) der Nutzer wiederholt gegen die Regeln zur Nutzung der Plattform Marketplace verstoßen hat; d) die dem Nutzer zuzurechnenden Daten oder Inhalte rechtswidrig oder unangemessen sind oder sein Verhalten die Sicherheit oder das ordnungsgemäße Funktionieren der Plattform Marketplace, von Fleequid oder der anderen Nutzer beeinträchtigen kann; e) das Verhalten mit Betrug, Fälschungen, Verletzungen des Schutzes personenbezogener Daten, Spamming oder anderen rechtswidrigen oder missbräuchlichen Aktivitäten zusammenhängt. In diesen Fällen kann Fleequid die Maßnahme ohne vorherige Abmahnung ergreifen, teilt dem Nutzer jedoch in jedem Fall die entsprechende Begründung mit. Die Nutzereinstufung gemäß Art. 6 stellt keine Maßnahme im Sinne dieses Absatzes dar und unterliegt nicht dem hier vorgesehenen Verfahren. Ebenso stellt die Beschränkung oder Aussetzung der Nutzbarkeit des Kontos, die gemäß Art. 12.10 gegenüber dem Käufer angeordnet wird, der sich in Verzug befindet oder seinen Verpflichtungen nicht nachkommt, eine eigenständige, durch diese Bestimmung geregelte Maßnahme dar, die nicht in dem in diesem Absatz vorgesehenen Verfahren aufgeht und nicht dessen Voraussetzungen und Fristen unterliegt.</w:t>
+        <w:t>Fleequid wird dem Nutzer die gemäß dem vorstehenden Art. 5.5 ergriffenen Maßnahmen unter Angabe der entsprechenden Gründe unverzüglich schriftlich mitteilen. Je nach Art und Schwere der festgestellten Umstände kann Fleequid unverzüglich die erforderlichen Maßnahmen ergreifen, um die beanstandete Situation zu beenden oder einzudämmen, oder den Nutzer auffordern, innerhalb einer Frist von 30 (dreißig) Tagen Abhilfe zu schaffen. Nach fruchtlosem Ablauf dieser Frist kann Fleequid das Profil des Nutzers, auch auf unbestimmte Zeit, aussetzen oder sperren oder dessen Zugang zur Plattform Marketplace und zu den entsprechenden Dienstleistungen beschränken. Die vorgenannte Frist gilt nicht, wenn: a) Fleequid einer gesetzlichen oder behördlichen Verpflichtung oder einer Anordnung der zuständigen Behörde nachkommen muss, die die sofortige Beendigung oder Beschränkung der Bereitstellung von Fahrzeugen oder Dienstleistungen an den Nutzer erfordert; b) die Voraussetzungen für die sofortige Auflösung des Vertrags nach dem Gesetz oder nach diesen Allgemeinen Geschäftsbedingungen vorliegen; c) der Nutzer wiederholt gegen die Regeln zur Nutzung der Plattform Marketplace verstoßen hat; d) die dem Nutzer zuzurechnenden Daten oder Inhalte rechtswidrig oder unangemessen sind oder sein Verhalten die Sicherheit oder das ordnungsgemäße Funktionieren der Plattform Marketplace, von Fleequid oder der anderen Nutzer beeinträchtigen kann; e) das Verhalten mit Betrug, Fälschungen, Verletzungen des Schutzes personenbezogener Daten, Spamming oder anderen rechtswidrigen oder missbräuchlichen Aktivitäten zusammenhängt. In diesen Fällen kann Fleequid die Maßnahme ohne vorherige Abmahnung ergreifen, teilt dem Nutzer jedoch in jedem Fall die entsprechende Begründung mit. Die Nutzereinstufung gemäß Art. 6 stellt keine Maßnahme im Sinne dieses Absatzes dar und unterliegt nicht dem hier vorgesehenen Verfahren. Ebenso stellt die Beschränkung oder Aussetzung der Nutzbarkeit des Profils, die gemäß Art. 12.10 gegenüber dem Käufer angeordnet wird, der sich in Verzug befindet oder seinen Verpflichtungen nicht nachkommt, eine eigenständige, durch diese Bestimmung geregelte Maßnahme dar, die nicht in dem in diesem Absatz vorgesehenen Verfahren aufgeht und nicht dessen Voraussetzungen und Fristen unterliegt.</w:t>
       </w:r>
     </w:p>
     <w:p>
@@ -6780,7 +6780,7 @@
           <w:sz w:val="20"/>
           <w:szCs w:val="20"/>
         </w:rPr>
-        <w:t xml:space="preserve"> zugänglich. Dieses System ist gemäß Artikel 11 der Verordnung (EU) 2019/1150 aufgebaut, die Fleequid auch freiwillig anwendet, soweit sie nicht unmittelbar anwendbar ist. Gemäß Artikel 12 der oben genannten Verordnung werden alle Streitigkeiten im Zusammenhang mit der Anwendung der Bestimmungen dieses Artikels einem Schlichtungsversuch durch die Schlichtungsstelle der Handelskammer Como unterzogen, wobei Fleequid die Absicht erklärt, mit dieser Schlichtungsstelle zusammenarbeiten zu wollen. Dieser Schlichtungsversuch wird von einer vermittelnden natürlichen Person durchgeführt, die gemäß den Bestimmungen der Schlichtungsverordnung der genannten Handelskammer benannt wird und vorgeht, wobei der Nutzer diese Schlichtungsverordnung im entsprechenden Bereich der offiziellen Website der Handelskammer einsehen kann. Die Regelung des Reklamationsverfahrens in Bezug auf die Fahrzeuge gemäß Art. 20 bleibt unberührt.</w:t>
+        <w:t xml:space="preserve"> zugänglich. Dieses System ist gemäß Artikel 11 der Verordnung (EU) 2019/1150 aufgebaut, die Fleequid auch freiwillig anwendet, soweit sie nicht unmittelbar anwendbar ist. Gemäß Artikel 12 der oben genannten Verordnung werden die Streitigkeiten über den Zugang zur Plattform Marketplace, deren Nutzung und die von Fleequid gemäß diesem Artikel ergriffenen Maßnahmen zur Beschränkung, Aussetzung oder Beendigung des Zugangs oder der Aktivitäten des Nutzers einem Schlichtungsversuch durch die Schlichtungsstelle der Handelskammer Como unterzogen, wobei Fleequid die Absicht erklärt, mit dieser Schlichtungsstelle zusammenarbeiten zu wollen. Dieser Schlichtungsversuch wird von einer vermittelnden natürlichen Person durchgeführt, die gemäß den Bestimmungen der Schlichtungsverordnung der genannten Handelskammer benannt wird und vorgeht, wobei der Nutzer diese Schlichtungsverordnung im entsprechenden Bereich der offiziellen Website der Handelskammer einsehen kann. Die Regelung des Reklamationsverfahrens in Bezug auf die Fahrzeuge gemäß Art. 20 bleibt unberührt und eigenständig; auf dieses findet der Schlichtungsversuch gemäß diesem Absatz keine Anwendung, es sei denn, die Streitigkeit betrifft eigenständig auch eine der vorstehend genannten Angelegenheiten.</w:t>
       </w:r>
     </w:p>
     <w:p>
@@ -6952,7 +6952,7 @@
           <w:sz w:val="20"/>
           <w:szCs w:val="20"/>
         </w:rPr>
-        <w:t>Die Höhe der Kaution wird von Fleequid nach Maßgabe der Verkaufsveranstaltung, der Merkmale und des wirtschaftlichen Werts des Fahrzeugs, des mit der jeweiligen Transaktion verbundenen Risikos und, soweit anwendbar, der Nutzereinstufung festgelegt. Diese Allgemeinen Geschäftsbedingungen legen keinen starren und einheitlichen Standardbetrag fest. Unbeschadet der üblicherweise angewandten Bedingungen und der etwaigen von Fleequid gewährten Vorzugsbedingungen oder Befreiungen kann die Nutzereinstufung die Anwendung unterschiedlicher Kautionsregelungen zur Folge haben, die nach Art des Fahrzeugs und der Verkaufsveranstaltung gegliedert und in der Regel wie folgt aufgebaut sind: (i) Kautionsregelung der ersten Stufe: 2.000,00 € für zur Verschrottung bestimmte Fahrzeuge; 1.000,00 € für 1-Euro-Auktionen; 1.000,00 € für Fahrzeuge mit einem Reservepreis bis 50.000,00 €; 2.000,00 € für Fahrzeuge mit einem Reservepreis über 50.000,00 €; (ii) Kautionsregelung der zweiten Stufe: 2.000,00 € für jede Verkaufsveranstaltung. Die Anwendung einer der vorgenannten Regelungen oder eines gemäß dem ersten Satz festgelegten anderen Betrags erfordert nicht, dass dem Nutzer eine bestimmte Kategorie oder Bezeichnung zugewiesen oder mitgeteilt wird, unbeschadet der Bestimmungen von Art. 6.1 über die vorherige Erkennbarkeit der Hinterlegungspflicht und des entsprechenden Betrags, der in jedem Fall den üblicherweise angewandten Werten vorgeht.</w:t>
+        <w:t>Die Höhe der Kaution wird von Fleequid nach Maßgabe der Verkaufsveranstaltung, der Merkmale und des wirtschaftlichen Werts des Fahrzeugs, des mit der jeweiligen Transaktion verbundenen Risikos und, soweit anwendbar, der Nutzereinstufung festgelegt. Diese Allgemeinen Geschäftsbedingungen legen keinen starren und einheitlichen Standardbetrag fest. Unbeschadet der üblicherweise angewandten Bedingungen und der etwaigen von Fleequid gewährten Vorzugsbedingungen oder Befreiungen kann die Nutzereinstufung die Anwendung unterschiedlicher Kautionsregelungen zur Folge haben, die nach Art des Fahrzeugs und der Verkaufsveranstaltung gegliedert und in der Regel wie folgt aufgebaut sind: (i) Kautionsregelung der ersten Stufe: 2.000,00 € für zur Verschrottung bestimmte Fahrzeuge; 1.000,00 € für 1-Euro-Auktionen; 1.000,00 € für Fahrzeuge mit einem Reservepreis bis 50.000,00 €; 2.000,00 € für Fahrzeuge mit einem Reservepreis über 50.000,00 €; (ii) Kautionsregelung der zweiten Stufe: 2.000,00 € für jede Verkaufsveranstaltung. Die Anwendung einer der vorgenannten Regelungen oder eines gemäß dem ersten Satz festgelegten anderen Betrags erfordert nicht, dass dem Nutzer eine bestimmte Kategorie oder Bezeichnung zugewiesen oder mitgeteilt wird, unbeschadet der Bestimmungen von Art. 6.1 über die vorherige Erkennbarkeit der Hinterlegungspflicht und des entsprechenden Betrags; die Pflicht und der Betrag, die dem Bietenden gemäß Art. 6.1 konkret erkennbar gemacht wurden, gehen in jedem Fall den üblicherweise angewandten Werten vor.</w:t>
       </w:r>
     </w:p>
     <w:p>
@@ -7129,7 +7129,7 @@
           <w:sz w:val="20"/>
           <w:szCs w:val="20"/>
         </w:rPr>
-        <w:t xml:space="preserve">Bei der Registrierung auf der Plattform Marketplace von Fleequid erklärt der registrierte Nutzer, dass er die Datenschutzrichtlinie gemäß den geltenden Gesetzen und den Anforderungen von Artikel 13 der DSGVO (EU) 2016/679 gelesen hat, die unter der folgenden Adresse eingesehen werden kann: </w:t>
+        <w:t xml:space="preserve">Bei der Registrierung auf der Plattform Marketplace von Fleequid erklärt der registrierte Nutzer, dass er die Datenschutzrichtlinie, die unter der folgenden Adresse eingesehen werden kann: </w:t>
       </w:r>
       <w:hyperlink r:id="rId16" w:history="1">
         <w:r>
@@ -7142,7 +7142,7 @@
           <w:sz w:val="20"/>
           <w:szCs w:val="20"/>
         </w:rPr>
-        <w:t>. Die Verarbeitung der personenbezogenen Daten erfolgt unter Einhaltung aller Vorsichtsmaßnahmen, die ihre Sicherheit und Vertraulichkeit gewährleisten, in Übereinstimmung mit den Bestimmungen der DSGVO für die in dieser Datenschutzrichtlinie angegebenen Zwecke, in der auch die Rechte und Verfahren angegeben und erläutert werden, die die betroffene Person in Bezug auf ihre personenbezogenen Daten geltend machen kann.</w:t>
+        <w:t>, gemäß den geltenden Gesetzen und den Anforderungen von Artikel 13 der DSGVO (EU) 2016/679 gelesen hat. Die Verarbeitung der personenbezogenen Daten erfolgt unter Einhaltung aller Vorsichtsmaßnahmen, die ihre Sicherheit und Vertraulichkeit gewährleisten, in Übereinstimmung mit den Bestimmungen der DSGVO für die in dieser Datenschutzrichtlinie angegebenen Zwecke, in der auch die Rechte und Verfahren angegeben und erläutert werden, die die betroffene Person in Bezug auf ihre personenbezogenen Daten geltend machen kann.</w:t>
       </w:r>
     </w:p>
     <w:p>
@@ -7516,7 +7516,7 @@
           <w:sz w:val="20"/>
           <w:szCs w:val="20"/>
         </w:rPr>
-        <w:t>Nach Beendigung der gemäß Art. 8.8 übernommenen Vermarktungsverpflichtung kann der Verkäufer, sofern das Fahrzeug nicht verkauft wurde, dessen Verkauf selbständig über jeden anderen Kanal vornehmen, ohne Mindestpreisbindung und an jede beliebige Person, unbeschadet der Pflichten zur Übertragung des Fahrzeugs, die im Zusammenhang mit einer bestimmten Transaktion und insbesondere im Rahmen von Dealer Sales gegebenenfalls bereits entstanden oder noch offen sind. Unberührt bleibt die Pflicht des Verkäufers, über die Plattform Marketplace oder über Fleequid erlangte Informationen, Kontakte oder Geschäftsmöglichkeiten nicht zu dem Zweck zu nutzen, direkt oder indirekt Geschäfte abzuschließen, die darauf abzielen, die Einschaltung von Fleequid zu umgehen. Diese Pflicht besteht für 24 (vierundzwanzig) Monate ab der ersten Veröffentlichung des Inserats für das Fahrzeug auf der Plattform Marketplace oder, wenn die Veröffentlichung eines Inserats nicht vorgesehen ist, ab der ersten von Fleequid vorgenommenen Vermarktungshandlung für das Fahrzeug. Im Falle eines Verstoßes ist Fleequid berechtigt, gegenüber dem Verkäufer die nach dem in Art. 8.9 vorgesehenen Kriterium bemessene Vertragsstrafe anzuwenden. Verweigert der Verkäufer, wenn er nach dem anwendbaren Verkaufsmodell und diesen Allgemeinen Geschäftsbedingungen zur Übertragung des Fahrzeugs verpflichtet ist, ohne rechtfertigenden Grund die Übertragung des Eigentums daran: a) an Fleequid im Rahmen des mittels Weiterverkauf ausgeführten Kommissionsverkaufs, ist der Verkäufer verpflichtet, eine Vertragsstrafe in Höhe von 30 % des Verkaufspreises gegenüber dem Käufer zu zahlen; b) an Fleequid im Rahmen von Dealer Sales, ist der Verkäufer verpflichtet, eine Vertragsstrafe in Höhe von 30 % des von Fleequid dem Verkäufer geschuldeten Ankaufspreises zu zahlen; c) direkt an den Käufer, in den Fällen, in denen Fleequid gemäß Art. 2.6 als reiner Vermittler handelt, ist der Verkäufer verpflichtet, an Fleequid eine Vertragsstrafe in Höhe von 30 % des Verkaufspreises gegenüber dem Käufer zu zahlen. Für die Zwecke dieses Absatzes gilt die Verweigerung als gegeben, wenn sie sich aus einer Erklärung des Verkäufers oder aus einem Verhalten des Verkäufers ergibt, das mit der Erfüllung eindeutig unvereinbar ist, oder, in Ermangelung dessen, wenn der Verkäufer die betreffende Pflicht nicht innerhalb von 10 (zehn) Tagen ab der schriftlichen Abmahnung erfüllt, mit der Fleequid ihn zur Erfüllung aufgefordert hat. Unberührt bleiben das Recht von Fleequid auf Ersatz etwaiger weiterer Schäden sowie, in den Fällen, in denen der Kaufvertrag direkt zwischen Verkäufer und Käufer zustande kommt, sämtliche dem Käufer zustehenden Rechte und Rechtsbehelfe. Bei Dealer Sales umfasst der Fleequid zu ersetzende weitere Schaden auch die Beträge, die Fleequid infolge der Nichterfüllung des Verkäufers an ihren eigenen Käufer zu zahlen hat, sowie die entsprechenden Erstattungen, Vertragsstrafen, Kosten und Aufwendungen. Ebenfalls unberührt bleiben die weiteren in diesen Allgemeinen Geschäftsbedingungen vorgesehenen Rechtsbehelfe, einschließlich derjenigen gemäß den Art. 16.9 und 17.8 und, wenn Fleequid als reiner Vermittler handelt, gemäß Art. 17.14, unbeschadet der Koordinierung der entsprechenden Vertragsstrafen gemäß Art. 15.8. Insbesondere gilt: Erfüllt der Verkauf des Fahrzeugs an Dritte oder ein anderes gleichwertiges Verhalten während des Status Optioniert zugleich den Tatbestand der Verletzung des Exklusivrechts gemäß Art. 8.9, der in diesem Absatz geregelten Verweigerung der Eigentumsübertragung oder der unterbliebenen Bereitstellung oder Lieferung gemäß Art. 16.9, werden die entsprechenden Vertragsstrafen nicht kumuliert, wenn sie auf demselben tatsächlichen Sachverhalt beruhen und dasselbe Interesse schützen: Es findet ausschließlich eine einzige Vertragsstrafe Anwendung, die in Anwendung des Kriteriums gemäß Art. 15.8 in folgender Reihenfolge bestimmt wird: (i) die in diesem Absatz vorgesehene Vertragsstrafe, wenn das Verhalten nach den oben genannten Kriterien die Verweigerung der Eigentumsübertragung darstellt; (ii) in Ermangelung einer Verweigerung die in Art. 16.9 vorgesehenen Vertragsstrafen, wenn das Verhalten zur unterbliebenen Bereitstellung oder Lieferung des Fahrzeugs mit anschließender Stornierung des Verkaufs führt; (iii) in den übrigen Fällen die in Art. 8.9 für die Verletzung des Exklusivrechts vorgesehene Vertragsstrafe; unberührt bleiben die Folgen, die nicht die Natur einer Vertragsstrafe haben, und diejenigen, die sich aus tatsächlich verschiedenen Sachverhalten ergeben.</w:t>
+        <w:t>Nach Beendigung der gemäß Art. 8.8 übernommenen Vermarktungsverpflichtung kann der Verkäufer, sofern das Fahrzeug nicht verkauft wurde, dessen Verkauf selbständig über jeden anderen Kanal vornehmen, ohne Mindestpreisbindung und an jede beliebige Person, unbeschadet der Pflichten zur Übertragung des Fahrzeugs, die im Zusammenhang mit einer bestimmten Transaktion und insbesondere im Rahmen von Dealer Sales gegebenenfalls bereits entstanden oder noch offen sind. Unberührt bleibt die Pflicht des Verkäufers, über die Plattform Marketplace oder über Fleequid erlangte Informationen, Kontakte oder Geschäftsmöglichkeiten nicht zu dem Zweck zu nutzen, direkt oder indirekt Geschäfte abzuschließen, die darauf abzielen, die Einschaltung von Fleequid zu umgehen. Diese Pflicht besteht für 24 (vierundzwanzig) Monate ab der ersten Veröffentlichung des Inserats für das Fahrzeug auf der Plattform Marketplace oder, wenn die Veröffentlichung eines Inserats nicht vorgesehen ist, ab der ersten von Fleequid vorgenommenen Vermarktungshandlung für das Fahrzeug. Im Falle eines Verstoßes ist Fleequid berechtigt, gegenüber dem Verkäufer die nach dem in Art. 8.9 vorgesehenen Kriterium bemessene Vertragsstrafe anzuwenden. Verweigert der Verkäufer, wenn er nach dem anwendbaren Verkaufsmodell und diesen Allgemeinen Geschäftsbedingungen zur Übertragung des Fahrzeugs verpflichtet ist, ohne rechtfertigenden Grund die Übertragung des Eigentums daran: a) an Fleequid im Rahmen des mittels Weiterverkauf ausgeführten Kommissionsverkaufs, ist der Verkäufer verpflichtet, an diese eine Vertragsstrafe in Höhe von 30 % des Verkaufspreises gegenüber dem Käufer zu zahlen; b) an Fleequid im Rahmen von Dealer Sales, ist der Verkäufer verpflichtet, an diese eine Vertragsstrafe in Höhe von 30 % des von Fleequid dem Verkäufer geschuldeten Ankaufspreises zu zahlen; c) direkt an den Käufer, in den Fällen, in denen Fleequid gemäß Art. 2.6 als reiner Vermittler handelt, ist der Verkäufer verpflichtet, an Fleequid eine Vertragsstrafe in Höhe von 30 % des Verkaufspreises gegenüber dem Käufer zu zahlen. Für die Zwecke dieses Absatzes gilt die Verweigerung als gegeben, wenn sie sich aus einer Erklärung des Verkäufers oder aus einem Verhalten des Verkäufers ergibt, das mit der Erfüllung eindeutig unvereinbar ist, oder, in Ermangelung dessen, wenn der Verkäufer die betreffende Pflicht nicht innerhalb von 10 (zehn) Tagen ab der schriftlichen Abmahnung erfüllt, mit der Fleequid ihn zur Erfüllung aufgefordert hat. Unberührt bleiben das Recht von Fleequid auf Ersatz etwaiger weiterer Schäden sowie, in den Fällen, in denen der Kaufvertrag direkt zwischen Verkäufer und Käufer zustande kommt, sämtliche dem Käufer zustehenden Rechte und Rechtsbehelfe. Bei Dealer Sales umfasst der Fleequid zu ersetzende weitere Schaden auch die Beträge, die Fleequid infolge der Nichterfüllung des Verkäufers an ihren eigenen Käufer zu zahlen hat, sowie die entsprechenden Erstattungen, Vertragsstrafen, Kosten und Aufwendungen. Ebenfalls unberührt bleiben die weiteren in diesen Allgemeinen Geschäftsbedingungen vorgesehenen Rechtsbehelfe, einschließlich derjenigen gemäß den Art. 16.9 und 17.8 und, wenn Fleequid als reiner Vermittler handelt, gemäß Art. 17.14, unbeschadet der Koordinierung der entsprechenden Vertragsstrafen gemäß Art. 15.8. Insbesondere gilt: Erfüllt der Verkauf des Fahrzeugs an Dritte oder ein anderes gleichwertiges Verhalten während des Status Optioniert zugleich den Tatbestand der Verletzung des Exklusivrechts gemäß Art. 8.9, der in diesem Absatz geregelten Verweigerung der Eigentumsübertragung oder der unterbliebenen Bereitstellung oder Lieferung gemäß Art. 16.9, werden die entsprechenden Vertragsstrafen nicht kumuliert, wenn sie auf demselben tatsächlichen Sachverhalt beruhen und dasselbe Interesse schützen: Es findet ausschließlich eine einzige Vertragsstrafe Anwendung, die in Anwendung des Kriteriums gemäß Art. 15.8 in folgender Reihenfolge bestimmt wird: (i) die in diesem Absatz vorgesehene Vertragsstrafe, wenn das Verhalten nach den oben genannten Kriterien die Verweigerung der Eigentumsübertragung darstellt; (ii) in Ermangelung einer Verweigerung die in Art. 16.9 vorgesehenen Vertragsstrafen, wenn das Verhalten zur unterbliebenen Bereitstellung oder Lieferung des Fahrzeugs mit anschließender Stornierung des Verkaufs führt; (iii) in den übrigen Fällen die in Art. 8.9 für die Verletzung des Exklusivrechts vorgesehene Vertragsstrafe; unberührt bleiben die Folgen, die nicht die Natur einer Vertragsstrafe haben, und diejenigen, die sich aus tatsächlich verschiedenen Sachverhalten ergeben.</w:t>
       </w:r>
     </w:p>
     <w:p>
@@ -7566,7 +7566,7 @@
           <w:sz w:val="20"/>
           <w:szCs w:val="20"/>
         </w:rPr>
-        <w:t>Der Verkäufer verpflichtet sich, Fleequid, die von ihr kontrollierten, mit ihr verbundenen oder ihr angeschlossenen Gesellschaften sowie deren jeweilige Geschäftsführer, Gesellschafter, Arbeitnehmer, Mitarbeiter, Agenten und Vertreter von sämtlichen Forderungen, Ansprüchen, Klagen, Verfahren, Streitigkeiten, Schäden, Kosten, Aufwendungen oder Lasten jeglicher Art freizustellen und schadlos zu halten, die sich ergeben aus: a) Unwahrheiten, Auslassungen, Ungenauigkeiten oder Verstößen in Bezug auf die vom Verkäufer gemäß diesen Allgemeinen Geschäftsbedingungen abgegebenen Zusicherungen und Gewährleistungen und übernommenen Verpflichtungen, einschließlich, beispielhaft und nicht abschließend, der Auslassungen oder Ungenauigkeiten in den Technischen Spezifikationen oder in den Informationen über den Zustand, die Eigenschaften und die Funktionsweise des Fahrzeugs, wie das Vorhandensein von nicht angegebenem Rost, die Funktionsstörung der Klimaanlage, das Fehlen von Teilen oder Zubehör, das Aufleuchten von Störungs- oder Warnleuchten und vergleichbare Fälle; b) dem Vorhandensein gefährlicher Stoffe im Zusammenhang mit dem Fahrzeug oder Verunreinigungen infolge von Leckagen, Austritten, Störungen oder Funktionsfehlern; c) der unterbliebenen, unvollständigen oder verspäteten Vorlage der – auch im Original – für die Übertragung, die Umschreibung, die Lieferung oder den Verkehr des Fahrzeugs erforderlichen Unterlagen; d) Belastungen des Fahrzeugs, die vom Verkäufer nicht ausdrücklich erklärt und im Rahmen der jeweiligen Transaktion akzeptiert wurden; e) Beträgen, die Fleequid gezahlt hat, oder Kosten, die Fleequid getragen hat, im Zusammenhang mit Aufwendungen, Vorzugsrechten, Rechten, Bindungen oder Ansprüchen, ob eingetragen oder nicht, die von Gläubigern, Behörden oder anderen Personen am Fahrzeug oder in Bezug auf dieses geltend gemacht werden, um dessen freie rechtliche Verkehrsfähigkeit oder dessen Übertragung zu ermöglichen; f) der Nichteinhaltung der anwendbaren Rechtsvorschriften, auch im Umweltbereich, einschließlich jeder Haftung im Zusammenhang mit der Einstufung, dem Besitz, der Bewirtschaftung, der Beförderung, der Verwertung oder der Entsorgung von Fahrzeugen, die zur Verschrottung bestimmt oder als Altfahrzeuge einzustufen sind, sowie mit der unterlassenen, unvollständigen oder verspäteten Mitteilung der entsprechenden Bestimmung oder Einstufung an Fleequid; g) der unsachgemäßen oder nicht ordnungsgemäßen Nutzung der Plattform Marketplace durch den Verkäufer; h) Steuern, Abgaben, Kosten, Aufwendungen oder sonstigen Lasten, die sich aus der Nichtbeachtung von Gesetzen, Verordnungen oder Pflichten durch den Verkäufer ergeben, die für ihn in Bezug auf das Fahrzeug oder die Transaktion gelten; i) jedem sonstigen fahrlässigen, vorsätzlichen oder jedenfalls rechtswidrigen Verhalten des Verkäufers im Zusammenhang mit diesen Allgemeinen Geschäftsbedingungen, den Verträgen oder der jeweiligen Transaktion. Die unter Buchst. a) genannten Beispiele haben rein beispielhaften Charakter und schränken die allgemeine Tragweite der Freistellung in keiner Weise ein. Die vorliegende Freistellung erstreckt sich bei Dealer Sales ausdrücklich auf die Ansprüche, die der Käufer gegenüber Fleequid in ihrer Eigenschaft als eigentlicher Verkäufer geltend macht, sowie auf sämtliche Beträge, Erstattungen, Kosten, Reparaturaufwendungen, Lasten und Schäden, die Fleequid gegenüber ihrem eigenen Käufer aufgrund von Umständen, Mängeln, Defekten, Unterlassungen oder Nichterfüllungen, die dem Verkäufer zuzurechnen sind, zu zahlen oder zu tragen hat; in diesen Fällen hat Fleequid ein Rückgriffsrecht gegenüber dem Verkäufer und Anspruch auf vollständige Erstattung des Gezahlten oder Getragenen. Der Verkäufer bleibt für die Richtigkeit, die Vollständigkeit und den Wahrheitsgehalt des Verkaufsangebots, der Technischen Spezifikationen, des etwaigen technischen Dossiers, des Inserats und der Unterlagen zum Fahrzeug verantwortlich, auch wenn diese Inhalte mit Unterstützung von Fleequid erstellt oder vervollständigt wurden und auch wenn das Fahrzeug Gegenstand eines TrustReport oder von Inspektionen war, die von Fleequid oder von deren Beauftragten durchgeführt wurden. Der Verkäufer ist verpflichtet, die zur Verfügung gestellten Informationen zu überprüfen und Fleequid jede Ungenauigkeit unverzüglich zu melden sowie vor der Übertragung des Fahrzeugs jeden Mangel, jeden Defekt, jeden Unfall, jede Änderung, jede Störung oder jede Anomalie mitzuteilen, von denen er Kenntnis hat. Außer im Falle von Vorsatz oder grober Fahrlässigkeit von Fleequid haftet diese nicht für die Folgen von Ungenauigkeiten, Unvollständigkeiten oder Abweichungen der Informationen zum Fahrzeug, die dem Verkäufer zuzurechnen sind, und auch nicht für Verzögerungen bei der Aktualisierung des Verkaufsangebots, des Inserats, des technischen Dossiers oder der sonstigen den Nutzern zur Verfügung gestellten Informationen, wenn diese Verzögerungen auf Umständen beruhen, die Fleequid nicht zuzurechnen sind. Fleequid übernimmt außerdem keine Gewähr für die Erlöse, die durch die Vermarktung oder den Verkauf des Fahrzeugs erzielt werden können.</w:t>
+        <w:t>Der Verkäufer verpflichtet sich, Fleequid, die von ihr kontrollierten, mit ihr verbundenen oder ihr angeschlossenen Gesellschaften sowie deren jeweilige Geschäftsführer, Gesellschafter, Arbeitnehmer, Mitarbeiter, Agenten und Vertreter von sämtlichen Forderungen, Ansprüchen, Klagen, Verfahren, Streitigkeiten, Schäden, Kosten, Aufwendungen oder Lasten jeglicher Art freizustellen und schadlos zu halten, die sich ergeben aus: a) Unwahrheiten, Auslassungen, Ungenauigkeiten oder Verstößen in Bezug auf die vom Verkäufer gemäß diesen Allgemeinen Geschäftsbedingungen abgegebenen Zusicherungen und Gewährleistungen und übernommenen Verpflichtungen, einschließlich, beispielhaft und nicht abschließend, der Auslassungen oder Ungenauigkeiten in den Technischen Spezifikationen oder in den Informationen über den Zustand, die Eigenschaften und die Funktionsweise des Fahrzeugs, wie das Vorhandensein von nicht angegebenem Rost, die Funktionsstörung der Klimaanlage, das Fehlen von Teilen oder Zubehör, das Aufleuchten von Störungs- oder Warnleuchten und vergleichbare Fälle; b) dem Vorhandensein gefährlicher Stoffe im Zusammenhang mit dem Fahrzeug oder Verunreinigungen infolge von Leckagen, Austritten, Störungen oder Funktionsfehlern; c) der unterbliebenen, unvollständigen oder verspäteten Vorlage der – auch im Original – für die Übertragung, die Umschreibung, die Lieferung oder den Verkehr des Fahrzeugs erforderlichen Unterlagen; d) anderen Belastungen des Fahrzeugs als denjenigen, die vom Verkäufer ausdrücklich erklärt und im Rahmen der jeweiligen Transaktion akzeptiert wurden; e) Beträgen, die Fleequid gezahlt hat, oder Kosten, die Fleequid getragen hat, im Zusammenhang mit Aufwendungen, Vorzugsrechten, Rechten, Bindungen oder Ansprüchen, ob eingetragen oder nicht, die von Gläubigern, Behörden oder anderen Personen am Fahrzeug oder in Bezug auf dieses geltend gemacht werden, um dessen freie rechtliche Verkehrsfähigkeit oder dessen Übertragung zu ermöglichen; f) der Nichteinhaltung der anwendbaren Rechtsvorschriften, auch im Umweltbereich, einschließlich jeder Haftung im Zusammenhang mit der Einstufung, dem Besitz, der Bewirtschaftung, der Beförderung, der Verwertung oder der Entsorgung von Fahrzeugen, die zur Verschrottung bestimmt oder als Altfahrzeuge einzustufen sind, sowie mit der unterlassenen, unvollständigen oder verspäteten Mitteilung der entsprechenden Bestimmung oder Einstufung an Fleequid; g) der unsachgemäßen oder nicht ordnungsgemäßen Nutzung der Plattform Marketplace durch den Verkäufer; h) Steuern, Abgaben, Kosten, Aufwendungen oder sonstigen Lasten, die sich aus der Nichtbeachtung von Gesetzen, Verordnungen oder Pflichten durch den Verkäufer ergeben, die für ihn in Bezug auf das Fahrzeug oder die Transaktion gelten; i) jedem sonstigen fahrlässigen, vorsätzlichen oder jedenfalls rechtswidrigen Verhalten des Verkäufers im Zusammenhang mit diesen Allgemeinen Geschäftsbedingungen, den Verträgen oder der jeweiligen Transaktion. Die unter Buchst. a) genannten Beispiele haben rein beispielhaften Charakter und schränken die allgemeine Tragweite der Freistellung in keiner Weise ein. Die vorliegende Freistellung erstreckt sich bei Dealer Sales ausdrücklich auf die Ansprüche, die der Käufer gegenüber Fleequid in ihrer Eigenschaft als eigentlicher Verkäufer geltend macht, sowie auf sämtliche Beträge, Erstattungen, Kosten, Reparaturaufwendungen, Lasten und Schäden, die Fleequid gegenüber ihrem eigenen Käufer aufgrund von Umständen, Mängeln, Defekten, Unterlassungen oder Nichterfüllungen, die dem Verkäufer zuzurechnen sind, zu zahlen oder zu tragen hat; in diesen Fällen hat Fleequid ein Rückgriffsrecht gegenüber dem Verkäufer und Anspruch auf vollständige Erstattung des Gezahlten oder Getragenen. Der Verkäufer bleibt für die Richtigkeit, die Vollständigkeit und den Wahrheitsgehalt des Verkaufsangebots, der Technischen Spezifikationen, des etwaigen technischen Dossiers, des Inserats und der Unterlagen zum Fahrzeug verantwortlich, auch wenn diese Inhalte mit Unterstützung von Fleequid erstellt oder vervollständigt wurden und auch wenn das Fahrzeug Gegenstand eines TrustReport oder von Inspektionen war, die von Fleequid oder von deren Beauftragten durchgeführt wurden. Der Verkäufer ist verpflichtet, die zur Verfügung gestellten Informationen zu überprüfen und Fleequid jede Ungenauigkeit unverzüglich zu melden sowie vor der Übertragung des Fahrzeugs jeden Mangel, jeden Defekt, jeden Unfall, jede Änderung, jede Störung oder jede Anomalie mitzuteilen, von denen er Kenntnis hat. Außer im Falle von Vorsatz oder grober Fahrlässigkeit von Fleequid haftet diese nicht für die Folgen von Ungenauigkeiten, Unvollständigkeiten oder Abweichungen der Informationen zum Fahrzeug, die dem Verkäufer zuzurechnen sind, und auch nicht für Verzögerungen bei der Aktualisierung des Verkaufsangebots, des Inserats, des technischen Dossiers oder der sonstigen den Nutzern zur Verfügung gestellten Informationen, wenn diese Verzögerungen auf Umständen beruhen, die Fleequid nicht zuzurechnen sind. Fleequid übernimmt außerdem keine Gewähr für die Erlöse, die durch die Vermarktung oder den Verkauf des Fahrzeugs erzielt werden können.</w:t>
       </w:r>
     </w:p>
     <w:p>
@@ -8713,7 +8713,7 @@
           <w:sz w:val="20"/>
           <w:szCs w:val="20"/>
         </w:rPr>
-        <w:t>Vorbehaltlich der Bestimmungen der nachfolgenden Absätze beträgt die Zahlungsfrist 3 (drei) Werktage ab dem Zeitpunkt, zu dem die Proforma dem Käufer gemäß Art. 11.4 zur Verfügung gestellt wird. Die Zahlungsfrist beginnt ausschließlich ab diesem Zeitpunkt und unter der Bedingung zu laufen, dass die Proforma die Angaben enthält, die erforderlich sind, damit der Käufer die Zahlung vornehmen kann. Handelt Fleequid als reiner Vermittler, gilt dieselbe Zahlungsfrist sowohl für die Zahlung des dem Verkäufer geschuldeten Preises als auch für die Zahlung der Provisionen, der Gebühren und der etwaigen weiteren Fleequid geschuldeten Beträge.</w:t>
+        <w:t>Vorbehaltlich der Bestimmungen der nachfolgenden Absätze beträgt die Zahlungsfrist 3 (drei) Tage ab dem Zeitpunkt, zu dem die Proforma dem Käufer gemäß Art. 11.4 zur Verfügung gestellt wird. Die Zahlungsfrist beginnt ausschließlich ab diesem Zeitpunkt und unter der Bedingung zu laufen, dass die Proforma die Angaben enthält, die erforderlich sind, damit der Käufer die Zahlung vornehmen kann. Handelt Fleequid als reiner Vermittler, gilt dieselbe Zahlungsfrist sowohl für die Zahlung des dem Verkäufer geschuldeten Preises als auch für die Zahlung der Provisionen, der Gebühren und der etwaigen weiteren Fleequid geschuldeten Beträge.</w:t>
       </w:r>
     </w:p>
     <w:p>
@@ -8984,7 +8984,7 @@
           <w:sz w:val="20"/>
           <w:szCs w:val="20"/>
         </w:rPr>
-        <w:t>Leistet der Käufer die Zahlung in mehreren, von Fleequid nicht vorab genehmigten Zahlungen, begleicht er den Geschuldeten Gesamtbetrag jedoch innerhalb der Zahlungsfrist vollständig, hat er Fleequid als Vertragsstrafe einen Betrag von 150,00 € (einhundertfünfzig/00 Euro) für jedes betroffene Fahrzeug zu zahlen, unbeschadet des Ersatzes weiterer Schäden. Der in diesem Absatz vorgesehene Verstoß ist eigenständig und von der Verzögerung der Zahlung verschieden; die entsprechende Vertragsstrafe fließt nicht in die Bestimmung des Vertragsstrafenanteils ein, der für die Mindestschwelle gemäß Art. 12.9 letzter Satz maßgeblich ist.</w:t>
+        <w:t>Leistet der Käufer die Zahlung in mehreren, von Fleequid nicht vorab genehmigten Zahlungen, begleicht er den Geschuldeten Gesamtbetrag jedoch innerhalb der Zahlungsfrist vollständig, hat er Fleequid als Vertragsstrafe einen Betrag von 150,00 € (einhundertfünfzig/00 Euro) für jedes betroffene Fahrzeug zu zahlen, unbeschadet des Ersatzes weiterer Schäden. Der in diesem Absatz vorgesehene Verstoß ist eigenständig und von der Verzögerung der Zahlung verschieden; die entsprechende Vertragsstrafe fließt nicht in die Bestimmung des Vertragsstrafenanteils ein, der für die Mindestschwelle gemäß Art. 12.9 maßgeblich ist.</w:t>
       </w:r>
     </w:p>
     <w:p>
@@ -9084,7 +9084,7 @@
           <w:sz w:val="20"/>
           <w:szCs w:val="20"/>
         </w:rPr>
-        <w:t>Bei Stornierung des Verkaufs wegen Verzögerung oder nicht vollständiger Zahlung, die dem Käufer zuzurechnen ist, bleiben Fleequid endgültig geschuldet: a) die vom Käufer zu tragenden Provisionen, soweit sie für die jeweilige Transaktion vorgesehen sind, nach Maßgabe von Art. 12.4; b) die tägliche Vertragsstrafe gemäß Art. 12.6 Buchst. a), die bis zum Tag des Wirksamwerdens der Stornierung des Verkaufs angefallen ist, sowie die angefallenen Verzugszinsen; c) beim Kommissionsverkauf, gleich ob Fleequid mittels Weiterverkauf oder als reiner Vermittler handelt, eine weitere Vertragsstrafe in Höhe des Zweifachen der vom Käufer zu tragenden Provisionen, die auf der Grundlage der auf die jeweilige Transaktion anwendbaren Provisionen bestimmt wird, sodass der für Provisionen und für die vorliegende Vertragsstrafe insgesamt geschuldete Betrag dem Dreifachen des Betrags der Provisionen entspricht; d) eine weitere Vertragsstrafe von 1.000,00 € (eintausend/00 Euro) für jedes Fahrzeug, das von der nachträglich stornierten Verbindlichen Vereinbarung betroffen ist; e) die Gebühren für die bereits erbrachten Dienstleistungen und alle sonstigen Beträge, die aus einem gesonderten Rechtsgrund gemäß diesen Allgemeinen Geschäftsbedingungen angefallen sind. Bei Dealer Sales findet, da der Käufer keine Provisionen nach den Regeln des Kommissionsverkaufs schuldet, die Vertragsstrafe gemäß Buchst. c) keine Anwendung; geschuldet bleiben hingegen die Beträge gemäß Buchst. b), d) und e). Liegen die in Art. 13 vorgesehenen Voraussetzungen vor, bleibt außerdem die Umwandlung der Anzahlung in eine Vertragsstrafe gemäß Art. 13.6 unberührt. Die in diesem Absatz vorgesehenen Beträge sind aus gesonderten Rechtsgründen geschuldet und können in den gesetzlich zulässigen Grenzen kumuliert werden. Die gegebenenfalls hinterlegte Kaution dient ausschließlich als Sicherheit für die Verpflichtungen des Käufers und kann nach Maßgabe von Art. 6.3 auf die geschuldeten Beträge angerechnet werden, ohne einen weiteren Rechtsgrund für die Inrechnungstellung von Beträgen darzustellen. Unberührt bleibt der Anspruch von Fleequid auf Ersatz weiterer Schäden, beschränkt auf den Teil, der über das hinausgeht, was bereits durch die in diesen Allgemeinen Geschäftsbedingungen vorgesehenen Vertragsstrafen abgegolten ist. Liegt die Summe der Vertragsstrafen gemäß Buchst. b), beschränkt auf die tägliche Vertragsstrafe, c) und d) sowie, soweit anwendbar, der Vertragsstrafe aus der Umwandlung der Anzahlung gemäß Art. 13.6 unter 5 % des Verkaufspreises gegenüber dem Käufer für das Fahrzeug, das Gegenstand des stornierten Verkaufs ist, wird der insgesamt geschuldete Vertragsstrafenanteil ausschließlich bis zum Erreichen dieser Schwelle aufgestockt, die als wirtschaftliche Untergrenze und nicht als weitere kumulative Sanktion wirkt. Für die Zwecke des Vergleichs und der Aufstockung gemäß dem vorstehenden Satz gilt: (i) Berechnungsgrundlage ist ausschließlich der Verkaufspreis gegenüber dem Käufer für das Fahrzeug, das Gegenstand des stornierten Verkaufs ist, unter Ausschluss des Geschuldeten Gesamtbetrags, der Provisionen, der Gebühren und aller sonstigen Nebenbeträge; (ii) maßgeblich sind ausschließlich die oben genannten, der Nichterfüllung seitens des Käufers eigenen Vertragsstrafen; (iii) nicht maßgeblich sind die vom Käufer zu tragenden Provisionen, die Gebühren, die Verzugszinsen, die einbehaltene oder angerechnete Kaution, die Erstattungen von Kosten und Aufwendungen und der Ersatz weiterer Schäden. Die vorliegende Bestimmung gilt für alle Verkaufsmodelle; bei Dealer Sales erfolgt der Vergleich allein mit den dort anwendbaren Vertragsstrafen, ohne dass die Vertragsstrafe gemäß Buchst. c) herangezogen oder eingerechnet werden kann.</w:t>
+        <w:t>Bei Stornierung des Verkaufs wegen Verzögerung oder nicht vollständiger Zahlung, die dem Käufer zuzurechnen ist, bleiben Fleequid endgültig geschuldet: a) die vom Käufer zu tragenden Provisionen, soweit sie für die jeweilige Transaktion vorgesehen sind, nach Maßgabe von Art. 12.4; b) die tägliche Vertragsstrafe gemäß Art. 12.6 Buchst. a), die bis zum Tag des Wirksamwerdens der Stornierung des Verkaufs angefallen ist, sowie die angefallenen Verzugszinsen; c) beim Kommissionsverkauf, gleich ob Fleequid mittels Weiterverkauf oder als reiner Vermittler handelt, eine weitere Vertragsstrafe in Höhe des Zweifachen der vom Käufer zu tragenden Provisionen, die auf der Grundlage der auf die jeweilige Transaktion anwendbaren Provisionen bestimmt wird, sodass der für Provisionen und für die vorliegende Vertragsstrafe insgesamt geschuldete Betrag dem Dreifachen des Betrags der Provisionen entspricht; d) eine weitere Vertragsstrafe von 1.000,00 € (eintausend/00 Euro) für jedes Fahrzeug, das von der nachträglich stornierten Verbindlichen Vereinbarung betroffen ist; e) die Gebühren für die bereits erbrachten Dienstleistungen und alle sonstigen Beträge, die aus einem gesonderten Rechtsgrund gemäß diesen Allgemeinen Geschäftsbedingungen angefallen sind. Bei Dealer Sales findet, da der Käufer die für den Kommissionsverkauf vorgesehenen Provisionen nicht schuldet, die Vertragsstrafe gemäß Buchst. c) keine Anwendung; geschuldet bleiben hingegen die Beträge gemäß Buchst. b), d) und e). Liegen die in Art. 13 vorgesehenen Voraussetzungen vor, bleibt außerdem die Umwandlung der Anzahlung in eine Vertragsstrafe gemäß Art. 13.6 unberührt. Die in diesem Absatz vorgesehenen Beträge sind aus gesonderten Rechtsgründen geschuldet und können in den gesetzlich zulässigen Grenzen kumuliert werden. Die gegebenenfalls hinterlegte Kaution dient ausschließlich als Sicherheit für die Verpflichtungen des Käufers und kann nach Maßgabe von Art. 6.3 auf die geschuldeten Beträge angerechnet werden, ohne einen weiteren Rechtsgrund für die Inrechnungstellung von Beträgen darzustellen. Unberührt bleibt der Anspruch von Fleequid auf Ersatz weiterer Schäden, beschränkt auf den Teil, der über das hinausgeht, was bereits durch die in diesen Allgemeinen Geschäftsbedingungen vorgesehenen Vertragsstrafen abgegolten ist. Liegt die Summe der Vertragsstrafen gemäß Buchst. b), beschränkt auf die tägliche Vertragsstrafe, c) und d) sowie, soweit anwendbar, der Vertragsstrafe aus der Umwandlung der Anzahlung gemäß Art. 13.6 unter 5 % des Verkaufspreises gegenüber dem Käufer für das Fahrzeug, das Gegenstand des stornierten Verkaufs ist, wird der insgesamt geschuldete Vertragsstrafenanteil ausschließlich bis zum Erreichen dieser Schwelle aufgestockt, die als wirtschaftliche Untergrenze und nicht als weitere kumulative Sanktion wirkt. Für die Zwecke des Vergleichs und der Aufstockung gemäß dem vorstehenden Satz gilt: (i) Berechnungsgrundlage ist ausschließlich der Verkaufspreis gegenüber dem Käufer für das Fahrzeug, das Gegenstand des stornierten Verkaufs ist, unter Ausschluss des Geschuldeten Gesamtbetrags, der Provisionen, der Gebühren und aller sonstigen Nebenbeträge; (ii) maßgeblich sind ausschließlich die oben genannten, der Nichterfüllung seitens des Käufers eigenen Vertragsstrafen; (iii) nicht maßgeblich sind die vom Käufer zu tragenden Provisionen, die Gebühren, die Verzugszinsen, die einbehaltene oder angerechnete Kaution, die Erstattungen von Kosten und Aufwendungen und der Ersatz weiterer Schäden. Die vorliegende Bestimmung gilt für alle Verkaufsmodelle; bei Dealer Sales erfolgt der Vergleich allein mit den dort anwendbaren Vertragsstrafen, ohne dass die Vertragsstrafe gemäß Buchst. c) herangezogen oder eingerechnet werden kann.</w:t>
       </w:r>
     </w:p>
     <w:p>
@@ -9303,7 +9303,7 @@
           <w:sz w:val="20"/>
           <w:szCs w:val="20"/>
         </w:rPr>
-        <w:t>Bei Transaktionen, bei denen ausdrücklich vereinbart ist, dass das Fahrzeug nach dem Zustandekommen der Verbindlichen Vereinbarung vorübergehend beim Verkäufer in Nutzung verbleibt, kann Fleequid vom Käufer die Vorauszahlung eines Betrags in Höhe von 30 % des Geschuldeten Gesamtbetrags verlangen (die „Anzahlung“). Der in diesem Artikel geregelte Sachverhalt wird ausschließlich zu beschreibenden und kommerziellen Zwecken als „Aufgeschobener Verkauf“ bezeichnet. Der Aufgeschobene Verkauf stellt kein eigenständiges Verkaufsmodell dar und unterliegt weiterhin vollständig dem auf die jeweilige Transaktion anwendbaren Verkaufsmodell sowie, im Rahmen des Kommissionsverkaufs, der entsprechenden Ausführungsmodalität. Der Aufgeschobene Verkauf kann ausschließlich beim mittels Weiterverkauf ausgeführten Kommissionsverkauf und bei Dealer Sales vereinbart werden und findet keine Anwendung, wenn Fleequid als reiner Vermittler auftritt; bei Transaktionen im Kommissionsverkauf, auf die dieser Artikel Anwendung findet, führt Fleequid die Transaktion daher mittels Weiterverkauf aus. Der Umstand, dass das Fahrzeug vorübergehend beim Verkäufer in Nutzung verbleibt, ist dem Bietenden zusammen mit den auf die Transaktion anwendbaren besonderen Bedingungen vor Abgabe des Gebots nach Maßgabe der Art. 3.2 und 4.5 erkennbar zu machen. Sofern sie verlangt wird, ist die Anzahlung innerhalb der regulären Zahlungsfrist gemäß Art. 11.5 zu leisten, die ab der Bereitstellung der Proforma läuft, sofern nicht die Besonderen Verkaufsbedingungen ausdrücklich eine abweichende Frist gemäß Art. 11.6 Buchst. b) vorsehen. Die vorliegende Regelung gilt ausschließlich für diesen Sachverhalt und stellt eine Abweichung von der regulären Regelung der Zahlungsfrist in den Grenzen dar, die in diesem Artikel und in den anwendbaren Besonderen Verkaufsbedingungen vorgesehen sind.</w:t>
+        <w:t>Bei Transaktionen, bei denen ausdrücklich vereinbart ist, dass das Fahrzeug nach dem Zustandekommen der Verbindlichen Vereinbarung vorübergehend beim Verkäufer in Nutzung verbleibt, kann Fleequid vom Käufer die Vorauszahlung eines Betrags in Höhe von 30 % des Geschuldeten Gesamtbetrags verlangen (die „Anzahlung“). Der in diesem Artikel geregelte Sachverhalt wird ausschließlich zu beschreibenden und kommerziellen Zwecken als „Aufgeschobener Verkauf“ bezeichnet. Der Aufgeschobene Verkauf stellt kein eigenständiges Verkaufsmodell dar und unterliegt weiterhin vollständig dem auf die jeweilige Transaktion anwendbaren Verkaufsmodell sowie, im Rahmen des Kommissionsverkaufs, der entsprechenden Ausführungsmodalität. Der Aufgeschobene Verkauf kann ausschließlich beim mittels Weiterverkauf ausgeführten Kommissionsverkauf und bei Dealer Sales vereinbart werden und findet keine Anwendung, wenn Fleequid als reiner Vermittler auftritt; bei Transaktionen im Kommissionsverkauf, auf die dieser Artikel Anwendung findet, führt Fleequid die Transaktion daher mittels Weiterverkauf aus. Der Umstand, dass das Fahrzeug vorübergehend beim Verkäufer in Nutzung verbleibt, ist dem Bietenden zusammen mit den auf die Transaktion anwendbaren Besonderen Verkaufsbedingungen vor Abgabe des Gebots nach Maßgabe der Art. 3.2 und 4.5 erkennbar zu machen. Sofern sie verlangt wird, ist die Anzahlung innerhalb der regulären Zahlungsfrist gemäß Art. 11.5 zu leisten, die ab der Bereitstellung der Proforma läuft, sofern nicht die Besonderen Verkaufsbedingungen ausdrücklich eine abweichende Frist gemäß Art. 11.6 Buchst. b) vorsehen. Die vorliegende Regelung gilt ausschließlich für diesen Sachverhalt und stellt eine Abweichung von der regulären Regelung der Zahlungsfrist in den Grenzen dar, die in diesem Artikel und in den anwendbaren Besonderen Verkaufsbedingungen vorgesehen sind.</w:t>
       </w:r>
     </w:p>
     <w:p>
@@ -9403,7 +9403,7 @@
           <w:sz w:val="20"/>
           <w:szCs w:val="20"/>
         </w:rPr>
-        <w:t>Die Nichtzahlung der Anzahlung innerhalb der entsprechenden Frist oder die nicht vollständige Zahlung des Restbetrags bis zu dem für die jeweilige Transaktion vorgesehenen Fälligkeitstermin stellt eine Verzögerung des Käufers dar. Ab dem ersten Tag nach dem jeweiligen Fälligkeitstermin finden, soweit vereinbar, die Bestimmungen von Art. 12.6 Anwendung, einschließlich der Vertragsstrafe von 150,00 € für jeden Tag der Verzögerung und für jedes betroffene Fahrzeug, bis zu dem in Art. 12.6 Buchst. a) vorgesehenen Gesamthöchstbetrag, der für jedes Fahrzeug und für dieselbe Transaktion einheitlich sowohl für die Verzögerung bei der Leistung der Anzahlung als auch für die Verzögerung bei der Zahlung des Restbetrags gilt, sowie der dort vorgesehenen Zinsen und weiteren Beträge. Bei Nichtzahlung der Anzahlung finden die in Art. 12.7 vorgesehenen Fristen und Befugnisse Anwendung. Bei Nichtzahlung des Restbetrags behält Fleequid anstelle der in Art. 12.7 vorgesehenen Höchstfrist die Befugnis, die verspätete Zahlung während der 4 (vier) Tage nach dem für die Zahlung des Restbetrags festgelegten Fälligkeitstermin entgegenzunehmen, ohne dass ab diesem Fälligkeitstermin eine neue Frist von 7 (sieben) Tagen zu laufen beginnt. Nach fruchtlosem Ablauf dieser Frist ohne vollständige Zahlung kann Fleequid nach eigenem Ermessen die verspätete Zahlung dennoch annehmen oder die Stornierung des Verkaufs nach Maßgabe von Art. 12.7 vornehmen, mit den Wirkungen gemäß den Art. 12.8 und 12.9.</w:t>
+        <w:t>Die Nichtzahlung der Anzahlung innerhalb der entsprechenden Frist oder die nicht vollständige Zahlung des Restbetrags bis zu dem für die jeweilige Transaktion vorgesehenen Fälligkeitstermin stellt eine Verzögerung des Käufers dar. Ab dem ersten Tag nach dem jeweiligen Fälligkeitstermin finden, soweit vereinbar, die Bestimmungen von Art. 12.6 Anwendung, einschließlich der Vertragsstrafe von 150,00 € (einhundertfünfzig/00 Euro) für jeden Tag der Verzögerung und für jedes betroffene Fahrzeug, bis zu dem in Art. 12.6 Buchst. a) vorgesehenen Gesamthöchstbetrag, der für jedes Fahrzeug und für dieselbe Transaktion einheitlich sowohl für die Verzögerung bei der Leistung der Anzahlung als auch für die Verzögerung bei der Zahlung des Restbetrags gilt, sowie der dort vorgesehenen Zinsen und weiteren Beträge. Bei Nichtzahlung der Anzahlung finden die in Art. 12.7 vorgesehenen Fristen und Befugnisse Anwendung. Bei Nichtzahlung des Restbetrags behält Fleequid anstelle der in Art. 12.7 vorgesehenen Höchstfrist die Befugnis, die verspätete Zahlung während der 4 (vier) Tage nach dem für die Zahlung des Restbetrags festgelegten Fälligkeitstermin entgegenzunehmen, ohne dass ab diesem Fälligkeitstermin eine neue Frist von 7 (sieben) Tagen zu laufen beginnt. Nach fruchtlosem Ablauf dieser Frist ohne vollständige Zahlung kann Fleequid nach eigenem Ermessen die verspätete Zahlung dennoch annehmen oder die Stornierung des Verkaufs nach Maßgabe von Art. 12.7 vornehmen, mit den Wirkungen gemäß den Art. 12.8 und 12.9.</w:t>
       </w:r>
     </w:p>
     <w:p>
@@ -9574,7 +9574,7 @@
           <w:sz w:val="20"/>
           <w:szCs w:val="20"/>
         </w:rPr>
-        <w:t>Die Stornierung des Verkaufs ist das vertragliche Rechtsinstitut, mittels dessen Fleequid in den Fällen, die in diesen Allgemeinen Geschäftsbedingungen, in den Besonderen Geschäftsbedingungen oder in den anwendbaren Besonderen Verkaufsbedingungen vorgesehen sind, bestimmt, dass die Transaktion ganz oder beschränkt auf ein oder mehrere Fahrzeuge nicht ausgeführt wird oder nicht weiter ausgeführt wird. Die Stornierung des Verkaufs fällt nicht notwendigerweise mit der Nichtigerklärung des Vertrags aus Gründen der Ungültigkeit oder mit der Auflösung wegen Nichterfüllung zusammen: Der konkrete Rechtsgrund hängt von dem einzelnen Sachverhalt ab, der sie auslöst. Folgt die Stornierung auf eine Nichterfüllung, für die nach diesen Allgemeinen Geschäftsbedingungen eine ausdrückliche Auflösungsklausel gilt, so wirkt sie als Auflösung des Vertrags gemäß Art. 1456 des italienischen Zivilgesetzbuches und entfaltet deren Wirkungen. In den übrigen Fällen entfaltet die Stornierung die Wirkungen, die in der sie vorsehenden Bestimmung vorgesehen sind, sowie, soweit nicht anders geregelt, die in diesem Artikel und in Art. 15 vorgesehenen Wirkungen.</w:t>
+        <w:t>Die Stornierung des Verkaufs ist das vertragliche Rechtsinstitut, mittels dessen Fleequid in den Fällen, die in diesen Allgemeinen Geschäftsbedingungen, in den anwendbaren Besonderen Geschäftsbedingungen oder in den anwendbaren Besonderen Verkaufsbedingungen vorgesehen sind, bestimmt, dass die Transaktion ganz oder beschränkt auf ein oder mehrere Fahrzeuge nicht ausgeführt wird oder nicht weiter ausgeführt wird. Die Stornierung des Verkaufs fällt nicht notwendigerweise mit der Nichtigerklärung des Vertrags aus Gründen der Ungültigkeit oder mit der Auflösung wegen Nichterfüllung zusammen: Der konkrete Rechtsgrund hängt von dem einzelnen Sachverhalt ab, der sie auslöst. Folgt die Stornierung auf eine Nichterfüllung, für die nach diesen Allgemeinen Geschäftsbedingungen eine ausdrückliche Auflösungsklausel gilt, so wirkt sie als Auflösung des Vertrags gemäß Art. 1456 des italienischen Zivilgesetzbuches und entfaltet deren Wirkungen. In den übrigen Fällen entfaltet die Stornierung die Wirkungen, die in der sie vorsehenden Bestimmung vorgesehen sind, sowie, soweit nicht anders geregelt, die in diesem Artikel und in Art. 15 vorgesehenen Wirkungen.</w:t>
       </w:r>
     </w:p>
     <w:p>
@@ -10142,7 +10142,7 @@
           <w:sz w:val="20"/>
           <w:szCs w:val="20"/>
         </w:rPr>
-        <w:t>Das Eigentum am Fahrzeug geht ausschließlich nach der vollständigen Erfüllung der Zahlungspflicht gemäß Art. 12.2 auf den Käufer über; bei Versteigerungen fällt dieser Zeitpunkt mit der Endgültigen Zuschlagserteilung zusammen. Die Parteien vereinbaren ausdrücklich, dass die eigentumsübertragende Wirkung gegenüber dem Käufer auf diesen Zeitpunkt aufgeschoben ist, unabhängig vom anwendbaren Verkaufsmodell und von der gewählten Ausführungsmodalität, einschließlich der Fälle, in denen Fleequid das Eigentum am Fahrzeug gemäß Art. 18 zu einem früheren Zeitpunkt erworben hat, und der Fälle, in denen der Verkauf unmittelbar zwischen dem Verkäufer und dem Käufer erfolgt, wenn Fleequid als reiner Vermittler auftritt. Unberührt bleiben die Registrierungs-, Eintragungs-, Zulassungs- und Umschreibungsformalitäten sowie die sonstigen nach den anwendbaren Rechtsvorschriften gegebenenfalls erforderlichen Handlungen. Nach Erhalt aller gemäß Art. 16.3 erforderlichen Unterlagen und Informationen sowie der erforderlichen Mitwirkung seitens des Verkäufers nimmt die nach dem anwendbaren Verkaufsmodell und der gewählten Ausführungsmodalität hierzu verpflichtete Person innerhalb der folgenden 10 (zehn) Tage die Formalitäten vor, die für die Registrierung, Eintragung, Zulassung oder Umschreibung der Übertragung des Fahrzeugs auf den Käufer erforderlich sind, es sei denn, die anwendbaren Rechtsvorschriften, die Art der Transaktion oder die Besonderen Geschäftsbedingungen erfordern eine andere Abfolge oder einen anderen zeitlichen Ablauf; tritt Fleequid als reiner Vermittler auf, gilt diese Frist für den Verkäufer, vorbehaltlich der anderen Frist, die die Besonderen Verkaufsbedingungen gegebenenfalls im Hinblick auf die Transaktion, das Land, die Unterlagen oder die Art des Fahrzeugs vorsehen. Tritt Fleequid als reiner Vermittler auf, gliedern sich die Handlungen des Verkäufers daher in zwei aufeinanderfolgende Phasen: a) innerhalb der in Art. 16.3 vorgesehenen Frist von 5 (fünf) Tagen stellt der Verkäufer die Unterlagen, Erklärungen und Vollmachten zur Verfügung und leistet die Mitwirkung, die für die Einleitung der Formalitäten erforderlich sind, wobei im Falle der Verzögerung die in demselben Art. 16.3 vorgesehene Vertragsstrafe Anwendung findet; b) innerhalb der folgenden 10 (zehn) Tage, gerechnet ab dem Zeitpunkt, zu dem die Voraussetzungen hierfür vorliegen, schließt der Verkäufer die Übertragungsformalitäten ab; im Falle einer dem Verkäufer zuzurechnenden Verzögerung über diese Frist hinaus findet dieselbe Vertragsstrafe von 150,00 € (einhundertfünfzig/00 Euro) für jeden Tag der Verzögerung und für jedes betroffene Fahrzeug Anwendung, nach Maßgabe der in Art. 16.3 vorgesehenen Koordinierung mit den Art. 8.11 und 16.9. Die Vertragsstrafe für die zweite Phase fällt nicht für die Tage an, für die bereits die Vertragsstrafe für die erste Phase angefallen ist. Der Käufer nimmt zur Kenntnis, dass die Übertragung und die Teilnahme des Fahrzeugs am Straßenverkehr den Abschluss von Registrierungs-, Eintragungs- oder Zulassungsformalitäten oder vergleichbarer Handlungen erfordern können, die in den anwendbaren Rechtsvorschriften des betreffenden Landes vorgesehen sind, und dass die Abholung des Fahrzeugs in der Regel erst nach Abschluss der erforderlichen Formalitäten erfolgen kann. In Ausnahmefällen kann Fleequid aus nachgewiesenen betrieblichen Gründen oder auf von Fleequid angenommenen Antrag des Käufers die vorzeitige Abholung des Fahrzeugs vor Abschluss der genannten Formalitäten genehmigen. In diesem Fall: (i) stellt der Käufer Fleequid sowie die etwaigen Personen, auf die das Fahrzeug noch formell zugelassen ist, von allen verwaltungsrechtlichen, steuerlichen, vermögensrechtlichen, sanktionsrechtlichen oder sonstigen Folgen frei, die sich aus dem Besitz, der Nutzung oder der Teilnahme des Fahrzeugs am Straßenverkehr vor Abschluss der Formalitäten ergeben, und hält sie insoweit schadlos, unbeschadet dessen, was der Person, die sich auf die Freistellung beruft, zwingend zuzurechnen ist; (ii) verpflichtet sich der Käufer, alle Handlungen vorzunehmen und jede Mitwirkung zu leisten, die erforderlich sind, damit die Formalitäten der endgültigen Registrierung, Umschreibung oder Übertragung innerhalb von 5 (fünf) Tagen ab der vorzeitigen Abholung abgeschlossen werden, sofern Fleequid nicht ausdrücklich schriftlich eine andere Frist mitteilt; (iii) verpflichtet sich der Käufer, Fleequid innerhalb von 1 (einem) Tag ab Verfügbarkeit der entsprechenden Unterlage oder Rückmeldung der zuständigen Behörde einen geeigneten dokumentarischen Nachweis über die Vornahme oder Einreichung der Formalitäten zu übermitteln. Im Falle einer dem Käufer zuzurechnenden Verzögerung über die Frist gemäß Buchst. b) hinaus ist dieser verpflichtet, Fleequid eine Vertragsstrafe von 150,00 € (einhundertfünfzig/00 Euro) für jeden Tag der Verzögerung und für jedes betroffene Fahrzeug bis zum Abschluss der Handlungen zu zahlen, unbeschadet des Ersatzes weiterer Schäden. Übersteigt die Verzögerung 30 (dreißig) Tage, kann Fleequid von den weiteren in diesen Allgemeinen Geschäftsbedingungen und im Gesetz vorgesehenen Rechtsbehelfen Gebrauch machen, einschließlich, soweit rechtlich und tatsächlich durchführbar, der Befugnis, bei den zuständigen Behörden die Maßnahmen einzuleiten, die erforderlich sind, um die Umschreibung des Fahrzeugs auf den Verpflichteten zu erwirken, wobei diesem die entsprechenden Aufwendungen, Lasten und Kosten in Rechnung gestellt werden und die bereits angefallenen Vertragsstrafen unberührt bleiben. Bei Transaktionen, die durch eine Finanzierungslösung unterstützt werden, kann die Abfolge der Handlungen der Umschreibung, Rechnungsstellung, Zahlung, Eigentumsübertragung und Lieferung nach Maßgabe von Art. 22 und der anwendbaren Besonderen Geschäftsbedingungen von der gewöhnlichen Abfolge abweichen, unbeschadet des in diesem Absatz festgelegten Kriteriums für die Eigentumsübertragung und der Regelung in Art. 22.6; die vorzeitige Vornahme von Handlungen betreffend die Unterlagen oder die Umschreibung zugunsten des Finanzierungsgebers bewirkt für sich genommen weder die Eigentumsübertragung noch, bei Versteigerungen, die Endgültige Zuschlagserteilung.</w:t>
+        <w:t>Das Eigentum am Fahrzeug geht ausschließlich nach der vollständigen Erfüllung der Zahlungspflicht gemäß Art. 12.2 auf den Käufer über; bei Versteigerungen fällt dieser Zeitpunkt mit der Endgültigen Zuschlagserteilung zusammen. Die Parteien vereinbaren ausdrücklich, dass die eigentumsübertragende Wirkung gegenüber dem Käufer auf diesen Zeitpunkt aufgeschoben ist, unabhängig vom anwendbaren Verkaufsmodell und von der gewählten Ausführungsmodalität, einschließlich der Fälle, in denen Fleequid das Eigentum am Fahrzeug gemäß Art. 18 zu einem früheren Zeitpunkt erworben hat, und der Fälle, in denen der Verkauf unmittelbar zwischen dem Verkäufer und dem Käufer erfolgt, wenn Fleequid als reiner Vermittler auftritt. Unberührt bleiben die Registrierungs-, Eintragungs-, Zulassungs- und Umschreibungsformalitäten sowie die sonstigen nach den anwendbaren Rechtsvorschriften gegebenenfalls erforderlichen Handlungen. Nach Erhalt aller gemäß Art. 16.3 erforderlichen Unterlagen und Informationen sowie der erforderlichen Mitwirkung seitens des Verkäufers nimmt die nach dem anwendbaren Verkaufsmodell und der gewählten Ausführungsmodalität hierzu verpflichtete Person innerhalb der folgenden 10 (zehn) Tage die Formalitäten vor, die für die Registrierung, Eintragung, Zulassung oder Umschreibung der Übertragung des Fahrzeugs auf den Käufer erforderlich sind, es sei denn, die anwendbaren Rechtsvorschriften, die Art der Transaktion oder die Besonderen Geschäftsbedingungen erfordern eine andere Abfolge oder einen anderen zeitlichen Ablauf; tritt Fleequid als reiner Vermittler auf, gilt diese Frist für den Verkäufer, vorbehaltlich der anderen Frist, die die Besonderen Verkaufsbedingungen gegebenenfalls im Hinblick auf die Transaktion, das Land, die Unterlagen oder die Art des Fahrzeugs vorsehen. Tritt Fleequid als reiner Vermittler auf, gliedern sich die Handlungen des Verkäufers daher in zwei aufeinanderfolgende Phasen: a) innerhalb der in Art. 16.3 vorgesehenen Frist von 5 (fünf) Tagen stellt der Verkäufer die Unterlagen, Erklärungen und Vollmachten zur Verfügung und leistet die Mitwirkung, die für die Einleitung der Formalitäten erforderlich sind, wobei im Falle der Verzögerung die in demselben Art. 16.3 vorgesehene Vertragsstrafe Anwendung findet; b) innerhalb der folgenden 10 (zehn) Tage, gerechnet ab dem Zeitpunkt, zu dem die Voraussetzungen hierfür vorliegen, schließt der Verkäufer die Übertragungsformalitäten ab; im Falle einer dem Verkäufer zuzurechnenden Verzögerung über diese Frist hinaus findet dieselbe Vertragsstrafe von 150,00 € (einhundertfünfzig/00 Euro) für jeden Tag der Verzögerung und für jedes betroffene Fahrzeug Anwendung, nach Maßgabe der in Art. 16.3 vorgesehenen Koordinierung mit den Art. 8.11 und 16.9. Die Vertragsstrafe für die zweite Phase fällt nicht für die Tage an, für die bereits die Vertragsstrafe für die erste Phase angefallen ist. Der Käufer nimmt zur Kenntnis, dass die Übertragung und die Teilnahme des Fahrzeugs am Straßenverkehr den Abschluss von Registrierungs-, Eintragungs- oder Zulassungsformalitäten oder vergleichbarer Handlungen erfordern können, die in den anwendbaren Rechtsvorschriften des betreffenden Landes vorgesehen sind, und dass die Abholung des Fahrzeugs in der Regel erst nach Abschluss der erforderlichen Formalitäten erfolgen kann. In Ausnahmefällen kann Fleequid aus nachgewiesenen betrieblichen Gründen oder auf von Fleequid angenommenen Antrag des Käufers die vorzeitige Abholung des Fahrzeugs vor Abschluss der genannten Formalitäten genehmigen. In diesem Fall: (i) stellt der Käufer Fleequid sowie die etwaigen Personen, auf die das Fahrzeug noch formell zugelassen ist, von allen verwaltungsrechtlichen, steuerlichen, vermögensrechtlichen, sanktionsrechtlichen oder sonstigen Folgen frei, die sich aus dem Besitz, der Nutzung oder der Teilnahme des Fahrzeugs am Straßenverkehr vor Abschluss der Formalitäten ergeben, und hält sie insoweit schadlos, unbeschadet dessen, was der Person, die sich auf die Freistellung beruft, zwingend zuzurechnen ist; (ii) verpflichtet sich der Käufer, alle Handlungen vorzunehmen und jede Mitwirkung zu leisten, die erforderlich sind, damit die Formalitäten der endgültigen Registrierung, Umschreibung oder Übertragung innerhalb von 5 (fünf) Tagen ab der vorzeitigen Abholung abgeschlossen werden, sofern Fleequid nicht ausdrücklich schriftlich eine andere Frist mitteilt; (iii) verpflichtet sich der Käufer, Fleequid innerhalb von 1 (einem) Tag ab Verfügbarkeit der entsprechenden Unterlage oder Rückmeldung der zuständigen Behörde einen geeigneten dokumentarischen Nachweis über die Vornahme oder Einreichung der Formalitäten zu übermitteln. Im Falle einer dem Käufer zuzurechnenden Verzögerung über die Frist gemäß Ziffer (ii) hinaus ist dieser verpflichtet, Fleequid eine Vertragsstrafe von 150,00 € (einhundertfünfzig/00 Euro) für jeden Tag der Verzögerung und für jedes betroffene Fahrzeug bis zum Abschluss der Handlungen zu zahlen, unbeschadet des Ersatzes weiterer Schäden. Übersteigt die Verzögerung 30 (dreißig) Tage, kann Fleequid von den weiteren in diesen Allgemeinen Geschäftsbedingungen und im Gesetz vorgesehenen Rechtsbehelfen Gebrauch machen, einschließlich, soweit rechtlich und tatsächlich durchführbar, der Befugnis, bei den zuständigen Behörden die Maßnahmen einzuleiten, die erforderlich sind, um die Umschreibung des Fahrzeugs auf den Verpflichteten zu erwirken, wobei diesem die entsprechenden Aufwendungen, Lasten und Kosten in Rechnung gestellt werden und die bereits angefallenen Vertragsstrafen unberührt bleiben. Bei Transaktionen, die durch eine Finanzierungslösung unterstützt werden, kann die Abfolge der Handlungen der Umschreibung, Rechnungsstellung, Zahlung, Eigentumsübertragung und Lieferung nach Maßgabe von Art. 22 und der anwendbaren Besonderen Geschäftsbedingungen von der gewöhnlichen Abfolge abweichen, unbeschadet des in diesem Absatz festgelegten Kriteriums für die Eigentumsübertragung und der Regelung in Art. 22.6; die vorzeitige Vornahme von Handlungen betreffend die Unterlagen oder die Umschreibung zugunsten des Finanzierungsgebers bewirkt für sich genommen weder die Eigentumsübertragung noch, bei Versteigerungen, die Endgültige Zuschlagserteilung.</w:t>
       </w:r>
     </w:p>
     <w:p>
@@ -10470,7 +10470,7 @@
           <w:sz w:val="20"/>
           <w:szCs w:val="20"/>
         </w:rPr>
-        <w:t>Die Bestimmungen dieses Artikels gelten für Transaktionen, die nach dem Verkaufsmodell des Kommissionsverkaufs strukturiert sind. Im Rahmen dieses Modells führt Fleequid die Transaktion mittels Weiterverkauf gemäß Art. 2.5 aus oder kann entscheiden, gemäß Art. 2.6 als reiner Vermittler aufzutreten, wobei das Fahrzeug direkt vom Verkäufer auf den Käufer übertragen wird. Die Möglichkeit, dass die Transaktion nach der einen oder der anderen Modalität ausgeführt wird, wird vor Abgabe des Gebots gemäß Art. 3.2 Buchst. a) erkennbar gemacht und akzeptiert. Fleequid kann die entsprechende Wahl auch nach dem Zustandekommen der Verbindlichen Vereinbarung und in jedem Fall spätestens bis zur Bereitstellung der Proforma ausüben, die die gewählte Ausführungsmodalität gemäß Art. 11.4 festschreibt; die Proforma ist keine rechtsgeschäftliche Grundlage der Wahl, sondern dokumentiert die Ausübung einer zuvor erkennbar gemachten und akzeptierten Befugnis. Die Wahl zwischen Weiterverkauf und Tätigkeit als reiner Vermittler ändert das Verkaufsmodell nicht, führt nicht zum Wegfall des Fleequid vom Verkäufer und vom Käufer erteilten Auftrags und berührt nicht den Anspruch von Fleequid auf die von beiden geschuldeten Provisionen. Die Einstufung von Fleequid als im eigenen Namen handelnder Kommissionär im Sinne von Art. 1731 des italienischen Zivilgesetzbuches gilt ausschließlich beim Weiterverkauf gemäß Art. 2.5; tritt Fleequid als reiner Vermittler auf, wird der Kauf und Verkauf gemäß den Art. 2.6 und 17.10 direkt zwischen dem Verkäufer und dem Käufer abgeschlossen. Sofern nicht ausdrücklich auf sie verwiesen wird oder sie mit der Natur der jeweiligen Bestimmung vereinbar sind, finden die Vorschriften dieses Artikels keine Anwendung auf die in Art. 18 geregelten Dealer Sales. Begeht der Verkäufer vor der Bereitstellung der Proforma einen der in den Buchst. c), d), e) und f) der Art. 17.8 und 17.14 vorgesehenen Verstöße, der nicht für denselben tatsächlichen Sachverhalt und zum Schutz desselben Interesses durch eine in diesen Allgemeinen Geschäftsbedingungen vorgesehene spezifische Vertragsstrafe abgedeckt ist, so ist der Verkäufer verpflichtet, an Fleequid in Bezug auf das Vermarktungsverhältnis gemäß Art. 8.8 und auf den Fleequid erteilten Auftrag sowie unabhängig von der später gewählten Ausführungsmodalität die Auffangvertragsstrafe von 30 % zu zahlen, die nach der in Art. 17.8 vorgesehenen Rangfolge der Bemessungsgrundlagen bestimmt wird, unbeschadet des Ersatzes weiterer Schäden; ab der Bereitstellung der Proforma findet je nach gewählter Ausführungsmodalität Art. 17.8 oder Art. 17.14 Anwendung.</w:t>
+        <w:t>Die Bestimmungen dieses Artikels gelten für Transaktionen, die nach dem Verkaufsmodell des Kommissionsverkaufs strukturiert sind. Im Rahmen dieses Modells führt Fleequid die Transaktion mittels Weiterverkauf gemäß Art. 2.5 aus oder kann entscheiden, gemäß Art. 2.6 als reiner Vermittler aufzutreten, wobei das Fahrzeug direkt vom Verkäufer auf den Käufer übertragen wird. Die Möglichkeit, dass die Transaktion nach der einen oder der anderen Modalität ausgeführt wird, wird vor Abgabe des Gebots gemäß Art. 3.2 Buchst. a) erkennbar gemacht und durch die Zustimmung zu diesen AGB akzeptiert. Fleequid kann die entsprechende Wahl auch nach dem Zustandekommen der Verbindlichen Vereinbarung und in jedem Fall spätestens bis zur Bereitstellung der Proforma ausüben, die die gewählte Ausführungsmodalität gemäß Art. 11.4 festschreibt; die Proforma ist keine rechtsgeschäftliche Grundlage der Wahl, sondern dokumentiert die Ausübung einer zuvor erkennbar gemachten und akzeptierten Befugnis. Die Wahl zwischen Weiterverkauf und Tätigkeit als reiner Vermittler ändert das Verkaufsmodell nicht, führt nicht zum Wegfall des Fleequid vom Verkäufer und vom Käufer erteilten Auftrags und berührt nicht den Anspruch von Fleequid auf die von beiden geschuldeten Provisionen. Die Einstufung von Fleequid als im eigenen Namen handelnder Kommissionär im Sinne von Art. 1731 des italienischen Zivilgesetzbuches gilt ausschließlich beim Weiterverkauf gemäß Art. 2.5; tritt Fleequid als reiner Vermittler auf, wird der Kauf und Verkauf gemäß den Art. 2.6 und 17.10 direkt zwischen dem Verkäufer und dem Käufer abgeschlossen. Sofern nicht ausdrücklich auf sie verwiesen wird oder sie mit der Natur der jeweiligen Bestimmung vereinbar sind, finden die Vorschriften dieses Artikels keine Anwendung auf die in Art. 18 geregelten Dealer Sales. Begeht der Verkäufer vor der Bereitstellung der Proforma einen der in den Buchst. c), d), e) und f) der Art. 17.8 und 17.14 vorgesehenen Verstöße, der nicht für denselben tatsächlichen Sachverhalt und zum Schutz desselben Interesses durch eine in diesen Allgemeinen Geschäftsbedingungen vorgesehene spezifische Vertragsstrafe abgedeckt ist, so ist der Verkäufer verpflichtet, an Fleequid in Bezug auf das Vermarktungsverhältnis gemäß Art. 8.8 und auf den Fleequid erteilten Auftrag sowie unabhängig von der später gewählten Ausführungsmodalität die Auffangvertragsstrafe von 30 % zu zahlen, die nach der in Art. 17.8 vorgesehenen Rangfolge der Bemessungsgrundlagen bestimmt wird, unbeschadet des Ersatzes weiterer Schäden; ab der Bereitstellung der Proforma findet je nach gewählter Ausführungsmodalität Art. 17.8 oder Art. 17.14 Anwendung.</w:t>
       </w:r>
       <w:bookmarkEnd w:id="137"/>
     </w:p>
@@ -10617,7 +10617,7 @@
           <w:sz w:val="20"/>
           <w:szCs w:val="20"/>
         </w:rPr>
-        <w:t>Geht Fleequid mittels Weiterverkauf vor, so ist der Verkäufer verpflichtet, auf Aufforderung von Fleequid dieser gegenüber die Rechnung über den Verkauf des Fahrzeugs innerhalb von 5 (fünf) Tagen nach der Aufforderung in Euro und in Übereinstimmung mit den von Fleequid mitgeteilten Beträgen, Daten und Angaben auszustellen. Die Rechnung weist den Verkaufspreis gegenüber dem Käufer sowie die Provisionen, die Gebühren und den etwaigen Fleequid geschuldeten Aufwendungsersatz aus, zuzüglich der Mehrwertsteuer, soweit gesetzlich geschuldet; nach Verrechnung der gemäß Art. 17.4 geschuldeten Beträge gleicht Fleequid die Rechnung zugunsten des Verkäufers aus, sobald der Nettoankaufspreis gemäß demselben Art. 17.4 fällig geworden ist. Bei einer dem Verkäufer zuzurechnenden Verzögerung der Ausstellung oder Übermittlung der Rechnung über die vorgenannte Frist hinaus ist der Verkäufer verpflichtet, an Fleequid eine Vertragsstrafe von 150,00 € (einhundertfünfzig/00 Euro) für jeden Tag der Verzögerung und für jedes betroffene Fahrzeug bis zur Erfüllung zu zahlen, die Fleequid mit dem Rechnungsbetrag verrechnen kann, unbeschadet des Ersatzes weiterer Schäden. Wird infolge der Nichtzahlung des Käufers, der Stornierung des Verkaufs, der Reduzierung seines Gegenstands, der Berichtigung der Transaktion oder aus einem anderen in diesen Allgemeinen Geschäftsbedingungen vorgesehenen Grund die Ausstellung einer Gutschrift, eines Storno- oder Berichtigungsbelegs oder die erneute Ausstellung der Rechnung erforderlich, auch infolge eines neuen Verkaufs des Fahrzeugs an einen anderen Bietenden zu einem abweichenden Betrag, so ist der Verkäufer verpflichtet, dies innerhalb von 5 (fünf) Tagen nach Aufforderung von Fleequid vorzunehmen; bei einer dem Verkäufer zuzurechnenden Verzögerung gilt dieselbe tägliche Vertragsstrafe, die Fleequid mit später dem Verkäufer zustehenden Beträgen verrechnen oder von diesen abziehen kann. Unberührt bleiben die Bestimmungen der Art. 15 und 16.2 über die Rückerstattungen, die steuerrechtlichen Unterlagen und die weiteren zur Ausführung oder Rückabwicklung der Transaktion erforderlichen Handlungen.</w:t>
+        <w:t>Geht Fleequid mittels Weiterverkauf vor, so ist der Verkäufer verpflichtet, auf Aufforderung von Fleequid dieser gegenüber die Rechnung über den Verkauf des Fahrzeugs innerhalb von 5 (fünf) Tagen nach der Aufforderung in Euro und in Übereinstimmung mit den von Fleequid mitgeteilten Beträgen, Daten und Angaben auszustellen. Die Rechnung weist den Verkaufspreis gegenüber dem Käufer sowie die Provisionen, die Gebühren und den etwaigen Fleequid geschuldeten Aufwendungsersatz aus, zuzüglich der Mehrwertsteuer, soweit gesetzlich geschuldet; nach Verrechnung der gemäß Art. 17.4 geschuldeten Beträge gleicht Fleequid die Rechnung zugunsten des Verkäufers aus, sobald der Nettoankaufspreis gemäß demselben Art. 17.4 fällig geworden ist. Bei Verzögerung der Ausstellung oder Übermittlung der Rechnung über die vorgenannte Frist hinaus ist der Verkäufer verpflichtet, an Fleequid eine Vertragsstrafe von 150,00 € (einhundertfünfzig/00 Euro) für jeden Tag der Verzögerung und für jedes betroffene Fahrzeug bis zur Erfüllung zu zahlen, die Fleequid mit dem Rechnungsbetrag verrechnen kann, unbeschadet des Ersatzes weiterer Schäden. Wird infolge der Nichtzahlung des Käufers, der Stornierung des Verkaufs, der Reduzierung seines Gegenstands, der Berichtigung der Transaktion oder aus einem anderen in diesen Allgemeinen Geschäftsbedingungen vorgesehenen Grund die Ausstellung einer Gutschrift, eines Storno- oder Berichtigungsbelegs oder die erneute Ausstellung der Rechnung erforderlich, auch infolge eines neuen Verkaufs des Fahrzeugs an einen anderen Bietenden zu einem abweichenden Betrag, so ist der Verkäufer verpflichtet, dies innerhalb von 5 (fünf) Tagen nach Aufforderung von Fleequid vorzunehmen; bei einer dem Verkäufer zuzurechnenden Verzögerung gilt dieselbe tägliche Vertragsstrafe, die Fleequid mit später dem Verkäufer zustehenden Beträgen verrechnen oder von diesen abziehen kann. Unberührt bleiben die Bestimmungen der Art. 15 und 16.2 über die Rückerstattungen, die steuerrechtlichen Unterlagen und die weiteren zur Ausführung oder Rückabwicklung der Transaktion erforderlichen Handlungen.</w:t>
       </w:r>
     </w:p>
     <w:p>
@@ -10692,7 +10692,7 @@
           <w:sz w:val="20"/>
           <w:szCs w:val="20"/>
         </w:rPr>
-        <w:t>Fleequid ist berechtigt, das Vertragsverhältnis über den Erwerb des Fahrzeugs vom Verkäufer ganz oder teilweise gemäß Art. 1456 des italienischen Zivilgesetzbuches durch schriftliche Mitteilung, mit der sie erklärt, von dieser ausdrücklichen Auflösungsklausel Gebrauch machen zu wollen, aufzulösen und die Stornierung des Verkaufs gemäß Art. 14 vorzunehmen, wenn der Verkäufer: a) an dem Fahrzeug weitere als die erklärten Belastungen bestellt oder deren Bestellung zugelassen hat oder deren Aufhebung nicht innerhalb der in Art. 8.3 vorgesehenen Fristen vorgenommen hat; b) nicht in der Lage ist, die freie Übertragung des Fahrzeugs sicherzustellen, weil der ihm zustehende Nettoerlös nicht ausreicht, um die zur Freigabe des Vermögensgegenstands berechtigten Gläubiger zu befriedigen und die weiteren im Zusammenhang mit der Transaktion geschuldeten Beträge zu begleichen, oder weil die Begünstigten der Belastungen die Freigabe oder den freien Verkauf verweigern; c) bei der Registrierung, beim Verkaufsangebot oder danach falsche, unrichtige, betrügerische, veraltete oder unvollständige Informationen oder Unterlagen geliefert hat, die für die jeweilige Transaktion erheblich sind; d) gegen die in diesen Allgemeinen Geschäftsbedingungen vorgesehenen Pflichten in Bezug auf Eigentum, Verfügbarkeit, Verwahrung und Erhaltung des Fahrzeugs, Wahrheitsgehalt der Informationen, Unterlagen, Exklusivrecht, Eigentumsübertragung, Lieferung, Umweltvorschriften oder Rechte Dritter verstößt; e) gegen zwingende Vorschriften oder Verwaltungsbestimmungen, die auf die Vermarktung, die Übertragung oder die Handhabung des Fahrzeugs anwendbar sind, oder gegen Rechte Dritter in einer Weise verstößt, die die Fortsetzung der Transaktion beeinträchtigt oder risikobehaftet macht; f) die Übertragung des Eigentums am Fahrzeug verweigert oder unterlässt oder die Handlungen und Formalitäten nicht vornimmt oder die Mitwirkung nicht leistet, die für die Registrierung oder die Umschreibung des Fahrzeugs auf Fleequid erforderlich sind, oder die Pflicht nicht erfüllt, es nach Maßgabe dieser Allgemeinen Geschäftsbedingungen bereitzustellen oder zu liefern. Unberührt bleibt außerdem die Befugnis von Fleequid, die Transaktion oder die Vermarktung des Fahrzeugs auszusetzen und die vernünftigerweise erforderlichen Maßnahmen zu ergreifen, wenn dies zweckmäßig ist, um Betrug zu verhindern, die Sicherheit der Plattform Marketplace, von Fleequid, des Käufers oder Dritter zu schützen, Risikosituationen zu prüfen, Ermittlungen durchzuführen oder die Einhaltung der anwendbaren Vorschriften, einschließlich der Umweltvorschriften, sicherzustellen; das Ergreifen solcher Maßnahmen hat vorsorglichen Charakter und bedeutet für sich genommen weder die Ausübung der ausdrücklichen Auflösungsklausel noch die Anwendung der in diesem Absatz vorgesehenen Vertragsstrafe, die die Feststellung eines dem Verkäufer zuzurechnenden Vertrags- oder Rechtsverstoßes voraussetzen. Im Falle der Auflösung oder Stornierung aus einem der in diesem Absatz vorgesehenen Gründe bleiben die vom Verkäufer zu tragenden, gegebenenfalls bereits gemäß Art. 12.4 entstandenen Provisionen, die Gebühren, die von Fleequid im Zusammenhang mit der Transaktion getragenen Kosten und Aufwendungen sowie die aus gesondertem Rechtsgrund entstandenen weiteren Beträge geschuldet. In den Fällen der Buchst. c), d), e) und f) ist der Verkäufer, sofern nicht derselbe tatsächliche Sachverhalt zum Schutz desselben Interesses bereits durch eine in diesen Allgemeinen Geschäftsbedingungen vorgesehene spezifische Vertragsstrafe abgedeckt ist, einschließlich beispielsweise derjenigen gemäß den Art. 8.9, 8.11, 8.12 und 16.9, außerdem verpflichtet, an Fleequid als Vertragsstrafe einen Betrag in Höhe von 30 % des anlässlich der ersten Versteigerung des Fahrzeugs bestimmten Reservepreises zu zahlen, wobei etwaige spätere Herabsetzungen des Reservepreises unerheblich bleiben, oder, wenn für das Fahrzeug keine Versteigerung mit Reservepreis stattgefunden hat, jedoch für die jeweilige Transaktion ein Reservepreis vorgesehen wurde, in Höhe von 30 % dieses Reservepreises, oder, wenn für die jeweilige Transaktion kein Reservepreis vorgesehen wurde, in Höhe von 30 % des Verkaufspreises gegenüber dem Käufer oder, wenn auch der Verkaufspreis gegenüber dem Käufer fehlt, in Höhe von 30 % des MVP der jeweiligen Transaktion, vorbehaltlich der Regelung in Art. 18.5 für Dealer Sales und unbeschadet des Ersatzes weiterer Schäden. In den Fällen, in denen gemäß dem vorstehenden Satz und Art. 15.8 anstelle der in diesem Absatz vorgesehenen Vertragsstrafe eine spezifische Vertragsstrafe Anwendung findet, bleiben die Befugnis zur Auflösung gemäß Art. 1456 des italienischen Zivilgesetzbuches und die weiteren in diesem Absatz vorgesehenen, von der Vertragsstrafe verschiedenen Folgen unberührt; kumulierbar bleiben hingegen die für unterschiedliche Sachverhalte oder Verstöße vorgesehenen Folgen, nach Maßgabe von Art. 15.8. In Bezug auf die Verweigerung oder Unterlassung der Übertragung des Eigentums am Fahrzeug gemäß Buchst. f) findet die in diesem Absatz vorgesehene Vertragsstrafe für denselben Sachverhalt auch dann keine Anwendung, wenn die in Art. 8.11 vorgesehenen Voraussetzungen der Verweigerung noch nicht erfüllt sind; sind diese Voraussetzungen erfüllt, findet die in Art. 8.11 vorgesehene spezifische Vertragsstrafe Anwendung, wobei die Befugnis zur Auflösung gemäß Art. 1456 des italienischen Zivilgesetzbuches und die weiteren in diesem Absatz vorgesehenen, von der Vertragsstrafe verschiedenen Folgen unberührt bleiben.</w:t>
+        <w:t>Fleequid ist berechtigt, das Vertragsverhältnis über den Erwerb des Fahrzeugs vom Verkäufer ganz oder teilweise gemäß Art. 1456 des italienischen Zivilgesetzbuches durch schriftliche Mitteilung, mit der sie erklärt, von dieser ausdrücklichen Auflösungsklausel Gebrauch machen zu wollen, aufzulösen und die Stornierung des Verkaufs gemäß Art. 14 vorzunehmen, wenn der Verkäufer: a) an dem Fahrzeug weitere als die erklärten Belastungen bestellt oder deren Bestellung zugelassen hat oder deren Aufhebung nicht innerhalb der in Art. 8.3 vorgesehenen Fristen vorgenommen hat; b) nicht in der Lage ist, die freie Übertragung des Fahrzeugs sicherzustellen, weil der ihm zustehende Nettoerlös nicht ausreicht, um die zur Freigabe des Vermögensgegenstands berechtigten Gläubiger zu befriedigen und die weiteren im Zusammenhang mit der Transaktion geschuldeten Beträge zu begleichen, oder weil die Begünstigten der Belastungen die Freigabe oder den freien Verkauf verweigern; c) bei der Registrierung, beim Verkaufsangebot oder danach falsche, unrichtige, betrügerische, veraltete oder unvollständige Informationen oder Unterlagen geliefert hat, die für die jeweilige Transaktion erheblich sind; d) gegen die in diesen Allgemeinen Geschäftsbedingungen vorgesehenen Pflichten in Bezug auf Eigentum, Verfügbarkeit, Verwahrung und Erhaltung des Fahrzeugs, Wahrheitsgehalt der Informationen, Unterlagen, Exklusivrecht, Eigentumsübertragung, Lieferung, Umweltvorschriften oder Rechte Dritter verstößt; e) gegen zwingende Vorschriften oder Verwaltungsbestimmungen, die auf die Vermarktung, die Übertragung oder die Handhabung des Fahrzeugs anwendbar sind, oder gegen Rechte Dritter in einer Weise verstößt, die die Fortsetzung der Transaktion beeinträchtigt oder risikobehaftet macht; f) die Übertragung des Eigentums am Fahrzeug verweigert oder unterlässt oder die Handlungen und Formalitäten nicht vornimmt oder die Mitwirkung nicht leistet, die für die Registrierung oder die Umschreibung des Fahrzeugs auf Fleequid erforderlich sind, oder die Pflicht nicht erfüllt, es nach Maßgabe dieser Allgemeinen Geschäftsbedingungen bereitzustellen oder zu liefern. Unberührt bleibt außerdem die Befugnis von Fleequid, die Transaktion oder die Vermarktung des Fahrzeugs auszusetzen und die vernünftigerweise erforderlichen Maßnahmen zu ergreifen, wenn dies zweckmäßig ist, um Betrug zu verhindern, die Sicherheit der Plattform Marketplace, von Fleequid, des Käufers oder Dritter zu schützen, Risikosituationen zu prüfen, Ermittlungen durchzuführen oder die Einhaltung der anwendbaren Vorschriften, einschließlich der Umweltvorschriften, sicherzustellen; das Ergreifen solcher Maßnahmen hat vorsorglichen Charakter und bedeutet für sich genommen weder die Ausübung der ausdrücklichen Auflösungsklausel noch die Anwendung der in diesem Absatz vorgesehenen Vertragsstrafe, die die Feststellung eines dem Verkäufer zuzurechnenden Vertrags- oder Rechtsverstoßes voraussetzen. Im Falle der Auflösung oder Stornierung aus einem der in diesem Absatz vorgesehenen Gründe bleiben die vom Verkäufer zu tragenden, gegebenenfalls bereits gemäß Art. 12.4 entstandenen Provisionen, die Gebühren, die von Fleequid im Zusammenhang mit der Transaktion getragenen Kosten und Aufwendungen sowie die aus gesondertem Rechtsgrund entstandenen weiteren Beträge geschuldet. In den Fällen der Buchst. c), d), e) und f) ist der Verkäufer, sofern nicht derselbe tatsächliche Sachverhalt zum Schutz desselben Interesses bereits durch eine in diesen Allgemeinen Geschäftsbedingungen vorgesehene spezifische Vertragsstrafe abgedeckt ist, einschließlich beispielsweise derjenigen gemäß den Art. 8.9, 8.11, 8.12 und 16.9, außerdem verpflichtet, an Fleequid als Vertragsstrafe einen Betrag in Höhe von 30 % des anlässlich der ersten Versteigerung des Fahrzeugs bestimmten Reservepreises zu zahlen, wobei etwaige spätere Herabsetzungen des Reservepreises unerheblich bleiben, oder, wenn für das Fahrzeug keine Versteigerung mit Reservepreis stattgefunden hat, jedoch für die jeweilige Transaktion ein Reservepreis vorgesehen wurde, in Höhe von 30 % dieses Reservepreises, oder, wenn für die jeweilige Transaktion kein Reservepreis vorgesehen wurde, in Höhe von 30 % des Verkaufspreises gegenüber dem Käufer oder, wenn auch der Verkaufspreis gegenüber dem Käufer fehlt, in Höhe von 30 % des MVP der jeweiligen Transaktion, vorbehaltlich der Regelung in Art. 18.5 für Dealer Sales und unbeschadet des Ersatzes weiterer Schäden. In den Fällen, in denen gemäß dem vorstehenden Satz und Art. 15.8 anstelle der in diesem Absatz vorgesehenen Vertragsstrafe eine spezifische Vertragsstrafe Anwendung findet, bleiben die Befugnis zur Auflösung gemäß Art. 1456 des italienischen Zivilgesetzbuches und die weiteren in diesem Absatz vorgesehenen, von der Vertragsstrafe verschiedenen Folgen unberührt; kumulierbar bleiben hingegen die für unterschiedliche Sachverhalte oder Verstöße vorgesehenen Folgen, nach Maßgabe von Art. 15.8. In Bezug auf die Verweigerung oder Unterlassung der Übertragung des Eigentums am Fahrzeug gemäß Buchst. f) findet die in diesem Absatz vorgesehene Vertragsstrafe für denselben Sachverhalt auch dann keine Anwendung, wenn die in Art. 8.11 vorgesehenen Voraussetzungen der Verweigerung noch nicht erfüllt sind; sind diese Voraussetzungen erfüllt, findet die in Art. 8.11 Buchst. a) vorgesehene spezifische Vertragsstrafe Anwendung, wobei die Befugnis zur Auflösung gemäß Art. 1456 des italienischen Zivilgesetzbuches und die weiteren in diesem Absatz vorgesehenen, von der Vertragsstrafe verschiedenen Folgen unberührt bleiben.</w:t>
       </w:r>
     </w:p>
     <w:p>
@@ -11047,7 +11047,7 @@
           <w:sz w:val="20"/>
           <w:szCs w:val="20"/>
         </w:rPr>
-        <w:t>Bei Dealer Sales ist der Verkäufer verpflichtet, auf Aufforderung von Fleequid dieser gegenüber die Rechnung über den Verkauf des Fahrzeugs innerhalb von 5 (fünf) Tagen nach der Aufforderung gemäß den von Fleequid mitgeteilten Daten und Angaben auszustellen. Die Rechnung wird über den gemäß Art. 18.3 vereinbarten Ankaufspreis ausgestellt, zuzüglich der Mehrwertsteuer, soweit anwendbar, und der etwaigen weiteren Beträge, die ausschließlich dem entsprechenden Kaufverhältnis zuzuordnen sind. Bei einer dem Verkäufer zuzurechnenden Verzögerung der Ausstellung oder Übermittlung der Rechnung ist der Verkäufer verpflichtet, an Fleequid eine Vertragsstrafe von 150,00 € (einhundertfünfzig/00 Euro) für jeden Tag der Verzögerung und für jedes betroffene Fahrzeug bis zur Erfüllung zu zahlen, unbeschadet des Ersatzes weiterer Schäden. Wird die Ausstellung einer Gutschrift, eines Storno- oder Berichtigungsbelegs oder die erneute Ausstellung der Rechnung erforderlich, so ist der Verkäufer verpflichtet, dies innerhalb von 5 (fünf) Tagen nach Aufforderung von Fleequid vorzunehmen, wobei bei Verzögerung dieselbe Vertragsstrafe Anwendung findet. Getrennt und eigenständig bleibt die von Fleequid gegenüber dem Käufer vorgenommene, in Art. 16.2 geregelte Rechnungsstellung.</w:t>
+        <w:t>Bei Dealer Sales ist der Verkäufer verpflichtet, auf Aufforderung von Fleequid dieser gegenüber die Rechnung über den Verkauf des Fahrzeugs innerhalb von 5 (fünf) Tagen nach der Aufforderung gemäß den von Fleequid mitgeteilten Daten und Angaben auszustellen. Die Rechnung wird über den gemäß Art. 18.3 vereinbarten Ankaufspreis ausgestellt, zuzüglich der Mehrwertsteuer, soweit anwendbar, und der etwaigen weiteren Beträge, die ausschließlich dem entsprechenden Kaufverhältnis zuzuordnen sind. Bei Verzögerung der Ausstellung oder Übermittlung der Rechnung ist der Verkäufer verpflichtet, an Fleequid eine Vertragsstrafe von 150,00 € (einhundertfünfzig/00 Euro) für jeden Tag der Verzögerung und für jedes betroffene Fahrzeug bis zur Erfüllung zu zahlen, unbeschadet des Ersatzes weiterer Schäden. Wird die Ausstellung einer Gutschrift, eines Storno- oder Berichtigungsbelegs oder die erneute Ausstellung der Rechnung erforderlich, so ist der Verkäufer verpflichtet, dies innerhalb von 5 (fünf) Tagen nach Aufforderung von Fleequid vorzunehmen, wobei bei Verzögerung dieselbe Vertragsstrafe Anwendung findet. Getrennt und eigenständig bleibt die von Fleequid gegenüber dem Käufer vorgenommene, in Art. 16.2 geregelte Rechnungsstellung.</w:t>
       </w:r>
     </w:p>
     <w:p>
@@ -11075,7 +11075,7 @@
           <w:sz w:val="20"/>
           <w:szCs w:val="20"/>
         </w:rPr>
-        <w:t>Im Ankaufsverhältnis zwischen dem Verkäufer und Fleequid bleiben die Erklärungen, die Gewährleistungen sowie die Freistellungs-, Erstattungs- und Rückgriffspflichten, die dem Verkäufer durch diese Allgemeinen Geschäftsbedingungen auferlegt werden, einschließlich derjenigen gemäß den Art. 8.3, 8.12, 8.13 und 19.6, sowie die Regelung der Anzeige und der entsprechenden Fristen gemäß Art. 17.7 und die ausdrückliche Auflösungsklausel und die wirtschaftlichen Folgen gemäß Art. 17.8, die auf den von Fleequid bei Dealer Sales geschlossenen Ankaufsvertrag Anwendung finden, vollumfänglich unberührt; für die Zwecke der Bestimmung der in Art. 17.8 vorgesehenen Vertragsstrafe bildet, wenn für das Fahrzeug weder ein Reservepreis noch ein Verkaufspreis gegenüber dem Käufer besteht, wie dies insbesondere beim Ankauf für den Bestand der Fall sein kann, anstelle des MVP der von Fleequid dem Verkäufer geschuldete Ankaufspreis die letzte subsidiäre Bemessungsgrundlage. Der Erwerb des Fahrzeugs durch Fleequid lässt diesen Schutz weder erlöschen noch schränkt er ihn ein. Die Freistellung gemäß Art. 8.13 gilt ausdrücklich auch in Bezug auf die Ansprüche, die der Käufer gegenüber Fleequid als eigentlichem Verkäufer geltend macht, sowie auf die Beträge, Kosten, Reparaturen, Aufwendungen, Lasten und Schäden, die Fleequid in dieser Eigenschaft aufgrund von dem Verkäufer zuzurechnenden Umständen, Mängeln, Defekten, Unterlassungen oder Nichterfüllungen trägt, mit Rückgriffsrecht und Anspruch auf vollständige Erstattung gegenüber diesem. Tritt eine Abweichung, ein Mangel, ein Schaden oder ein anderer dem Verkäufer zuzurechnender Umstand nach der Weiterveräußerung des Fahrzeugs zutage oder wird er vom Käufer danach angezeigt, so behält Fleequid das Recht, ihn gegenüber dem Verkäufer innerhalb der in Art. 17.7 vorgesehenen Fristen geltend zu machen, die, sofern der Umstand Fleequid nicht bereits zuvor bekannt war, ab der entsprechenden Entdeckung oder dem Eingang der Reklamation des Käufers laufen. Die Zahlung des Ankaufspreises, die Entgegennahme des Fahrzeugs durch Fleequid oder von ihr beauftragte Personen und die anschließende Weiterveräußerung an den Käufer bedeuten keinen Verzicht auf die Freistellungs-, Rückgriffs- und Erstattungsrechte oder auf die weiteren Fleequid gegenüber dem Verkäufer zustehenden Rechtsbehelfe.</w:t>
+        <w:t>Im Ankaufsverhältnis zwischen dem Verkäufer und Fleequid bleiben die Erklärungen, die Gewährleistungen sowie die Freistellungs-, Erstattungs- und Rückgriffspflichten, die dem Verkäufer durch diese Allgemeinen Geschäftsbedingungen auferlegt werden, einschließlich derjenigen gemäß den Art. 8.3, 8.12, 8.13 und 19.6, sowie die Regelung der Anzeige und der entsprechenden Fristen gemäß Art. 17.7 und die ausdrückliche Auflösungsklausel und die wirtschaftlichen Folgen gemäß Art. 17.8, die auf den von Fleequid bei Dealer Sales geschlossenen Ankaufsvertrag Anwendung finden, vollumfänglich unberührt; für die Zwecke der Bestimmung der in Art. 17.8 vorgesehenen Vertragsstrafe bildet, wenn für das Fahrzeug weder ein Reservepreis noch ein Verkaufspreis gegenüber dem Käufer besteht, wie dies insbesondere beim Ankauf für den Bestand der Fall sein kann, anstelle des MVP der von Fleequid dem Verkäufer geschuldete Ankaufspreis die letzte subsidiäre Bemessungsgrundlage. Der Erwerb des Fahrzeugs durch Fleequid lässt diesen Schutz weder erlöschen noch schränkt er ihn ein. Die Freistellung gemäß Art. 8.13 gilt ausdrücklich auch in Bezug auf die Ansprüche, die der Käufer gegenüber Fleequid als eigentlichem Verkäufer geltend macht, sowie auf die Beträge, Kosten, Reparaturen, Aufwendungen, Lasten und Schäden, die Fleequid in dieser Eigenschaft aufgrund von dem Verkäufer zuzurechnenden Umständen, Mängeln, Defekten, Unterlassungen oder Nichterfüllungen trägt, mit Rückgriffsrecht und Anspruch auf vollständige Erstattung gegenüber diesem. Tritt eine Abweichung, ein Mangel, eine Beschädigung des Fahrzeugs oder ein anderer dem Verkäufer zuzurechnender Umstand nach der Weiterveräußerung des Fahrzeugs zutage oder wird er vom Käufer danach angezeigt, so behält Fleequid das Recht, ihn gegenüber dem Verkäufer innerhalb der in Art. 17.7 vorgesehenen Fristen geltend zu machen, die, sofern der Umstand Fleequid nicht bereits zuvor bekannt war, ab der entsprechenden Entdeckung oder dem Eingang der Reklamation des Käufers laufen. Die Zahlung des Ankaufspreises, die Entgegennahme des Fahrzeugs durch Fleequid oder von ihr beauftragte Personen und die anschließende Weiterveräußerung an den Käufer bedeuten keinen Verzicht auf die Freistellungs-, Rückgriffs- und Erstattungsrechte oder auf die weiteren Fleequid gegenüber dem Verkäufer zustehenden Rechtsbehelfe.</w:t>
       </w:r>
     </w:p>
     <w:p>
@@ -11479,7 +11479,7 @@
           <w:sz w:val="20"/>
           <w:szCs w:val="20"/>
         </w:rPr>
-        <w:t>Vor der Abgabe des Gebots ist der Käufer verpflichtet, mit der Sorgfalt, die seine Eigenschaft als Gewerbetreibender erfordert, das Inserat, die Technischen Spezifikationen, den TrustReport, soweit verfügbar, die Fotografien, die Unterlagen und alle sonstigen in Bezug auf das Fahrzeug zur Verfügung gestellten Informationen zu prüfen sowie von der Möglichkeit, das Fahrzeug zu besichtigen, zu inspizieren und zu erproben, Gebrauch zu machen, soweit Fleequid oder der Verkäufer diese zur Verfügung stellt. Mängel, Defekte, Abweichungen, Nutzungsbedingungen, Verschleiß, Nichtkonformitäten oder Fehlbestände – auch in Bezug auf nicht unmittelbar sichtbare oder schwer zugängliche Teile –, die sich aus den zur Verfügung gestellten Informationen oder Unterlagen ergeben oder die der Käufer durch deren Prüfung oder durch Wahrnehmung der etwaigen Möglichkeit der Inspektion und Erprobung des Fahrzeugs hätte feststellen können, können weder als versteckte Mängel eingestuft werden noch Ansprüche auf Gewährleistung, Preisminderung, Entschädigung oder Schadenersatz begründen. Das Unterlassen der Inspektion oder der Erprobung, die von Fleequid stets angeboten werden, geht auf Risiko des Käufers und kann keine Erweiterung der anwendbaren Gewährleistungsregelung bewirken. Die in diesem Absatz vorgesehene Prüfungs- und Inspektionsobliegenheit besteht bei allen Verkaufsmodellen und allen Ausführungsmodalitäten.</w:t>
+        <w:t>Vor der Abgabe des Gebots ist der Käufer verpflichtet, mit der Sorgfalt, die seine Eigenschaft als Gewerbetreibender erfordert, das Inserat, die Technischen Spezifikationen, den TrustReport, soweit verfügbar, die Fotografien, die Unterlagen und alle sonstigen in Bezug auf das Fahrzeug zur Verfügung gestellten Informationen zu prüfen sowie von der Möglichkeit, das Fahrzeug zu besichtigen, zu inspizieren und zu erproben, Gebrauch zu machen. Mängel, Defekte, Abweichungen, Nutzungsbedingungen, Verschleiß, Nichtkonformitäten oder Fehlbestände – auch in Bezug auf nicht unmittelbar sichtbare oder schwer zugängliche Teile –, die sich aus den zur Verfügung gestellten Informationen oder Unterlagen ergeben oder die der Käufer durch deren Prüfung oder durch Wahrnehmung der Möglichkeit der Inspektion und Erprobung des Fahrzeugs hätte feststellen können, können weder als versteckte Mängel eingestuft werden noch Ansprüche auf Gewährleistung, Preisminderung, Entschädigung oder Schadenersatz begründen. Das Unterlassen der Inspektion oder der Erprobung, die von Fleequid stets angeboten werden, geht auf Risiko des Käufers und kann keine Erweiterung der anwendbaren Gewährleistungsregelung bewirken. Die in diesem Absatz vorgesehene Prüfungs- und Inspektionsobliegenheit besteht bei allen Verkaufsmodellen und allen Ausführungsmodalitäten.</w:t>
       </w:r>
     </w:p>
     <w:p>
@@ -11892,10 +11892,19 @@
       <w:r>
         <w:rPr>
           <w:rFonts w:ascii="Verdana" w:hAnsi="Verdana"/>
-          <w:sz w:val="20"/>
-          <w:szCs w:val="20"/>
-        </w:rPr>
-        <w:t>Kommissionsverkauf mit Tätigkeit von Fleequid als reiner Vermittler. Wird Fleequid gemäß Art. 2.6 tätig, bestehen der Kaufvertrag und das zugehörige Gewährleistungsverhältnis unmittelbar und ausschließlich zwischen dem Verkäufer und dem Käufer, und zwar in den Grenzen, mit den Ausschlüssen und nach Maßgabe der vertraglichen Fristen, die in diesem Artikel vorgesehen sind und deren Anwendung auch auf ihr unmittelbares Verhältnis der Verkäufer und der Käufer ausdrücklich vereinbaren. Fleequid kauft das Fahrzeug nicht, erlangt nicht die Eigenschaft des Verkäufers und haftet weder für dessen Konformität, Eigenschaften, Mängel oder Defekte noch für die Erfüllung der Gewährleistungspflichten des Verkäufers. Der Verkäufer und der Käufer verpflichten sich, jeder, soweit es ihn betrifft, Fleequid von allen Ansprüchen, Klagen, Einwendungen sowie Forderungen auf Gewährleistung, Rückerstattung, Preisminderung, Entschädigung oder Schadenersatz sowie von den damit verbundenen Kosten und Aufwendungen freizustellen und schadlos zu halten, die das Fahrzeug oder den betreffenden Kaufvertrag betreffen. Die Anschlussklausel gemäß Art. 21 findet keine Anwendung, da Fleequid nicht Partei des Kaufvertrags ist.</w:t>
+          <w:b/>
+          <w:sz w:val="20"/>
+          <w:szCs w:val="20"/>
+        </w:rPr>
+        <w:t>Kommissionsverkauf mit Tätigkeit von Fleequid als reiner Vermittler</w:t>
+      </w:r>
+      <w:r>
+        <w:rPr>
+          <w:rFonts w:ascii="Verdana" w:hAnsi="Verdana"/>
+          <w:sz w:val="20"/>
+          <w:szCs w:val="20"/>
+        </w:rPr>
+        <w:t>. Wird Fleequid gemäß Art. 2.6 tätig, bestehen der Kaufvertrag und das zugehörige Gewährleistungsverhältnis unmittelbar und ausschließlich zwischen dem Verkäufer und dem Käufer, und zwar in den Grenzen, mit den Ausschlüssen und nach Maßgabe der vertraglichen Fristen, die in diesem Artikel vorgesehen sind und deren Anwendung auch auf ihr unmittelbares Verhältnis der Verkäufer und der Käufer ausdrücklich vereinbaren. Fleequid kauft das Fahrzeug nicht, erlangt nicht die Eigenschaft des Verkäufers und haftet weder für dessen Konformität, Eigenschaften, Mängel oder Defekte noch für die Erfüllung der Gewährleistungspflichten des Verkäufers. Der Verkäufer und der Käufer verpflichten sich, jeder, soweit es ihn betrifft, Fleequid von allen Ansprüchen, Klagen, Einwendungen sowie Forderungen auf Gewährleistung, Rückerstattung, Preisminderung, Entschädigung oder Schadenersatz sowie von den damit verbundenen Kosten und Aufwendungen freizustellen und schadlos zu halten, die das Fahrzeug oder den betreffenden Kaufvertrag betreffen. Die Anschlussklausel gemäß Art. 21 findet keine Anwendung, da Fleequid nicht Partei des Kaufvertrags ist.</w:t>
       </w:r>
     </w:p>
     <w:p>
@@ -11929,7 +11938,7 @@
           <w:sz w:val="20"/>
           <w:szCs w:val="20"/>
         </w:rPr>
-        <w:t>. Bei den nach dem Modell Dealer Sales abgeschlossenen Verkäufen hat Fleequid gegenüber dem Käufer die Eigenschaft des eigentlichen Verkäufers, die Gewährleistung ist jedoch ausschließlich diejenige, die sich aus der in diesem Artikel enthaltenen Vereinbarung zwischen Gewerbetreibenden ergibt, mit allen dort vorgesehenen Ausschlüssen, Beschränkungen, Voraussetzungen und Verfallfristen. Keine weitere ausdrückliche oder stillschweigende Gewährleistung gilt als von Fleequid übernommen, es sei denn, sie wird bei der einzelnen Transaktion eigens schriftlich übernommen. Die Anzeige von Mängeln, Defekten oder Abweichungen muss bei sonstigem Rechtsverlust innerhalb der Fristen und nach den Modalitäten erfolgen, die in Art. 20.2 vorgesehen sind, und jedenfalls innerhalb von 30 (dreißig) Tagen ab der Lieferung und unter der Bedingung, dass das Fahrzeug nicht anschließend mehr als 1.000 (eintausend) km zurückgelegt hat; diese Fristen vereinbaren die Parteien ausdrücklich als vertragliche Verfallfristen im Sinne von Art. 1495 des italienischen Zivilgesetzbuches. Unberührt bleiben ferner die Bestimmungen von Art. 16.12 für die bei der Lieferung feststellbaren offensichtlichen Mängel, Schäden und Abweichungen. Die etwaige Haftung von Fleequid kann in keinem Fall über die ausdrücklich vereinbarte Gewährleistungsregelung hinausgehen, unbeschadet der Gewährleistungen, der Freistellungen, der Erstattungspflichten und der Rückgriffsrechte, die Fleequid gegenüber dem ursprünglichen Verkäufer gemäß den Art. 8.13, 18.5 und 19.6 zustehen. Auf Dealer Sales findet die Anschlussklausel gemäß Art. 21 keine Anwendung, und die entsprechende Regelung ist einer analogen Anwendung nicht zugänglich.</w:t>
+        <w:t>. Bei den nach dem Modell Dealer Sales abgeschlossenen Verkäufen hat Fleequid gegenüber dem Käufer die Eigenschaft des eigentlichen Verkäufers, die Gewährleistung ist jedoch ausschließlich diejenige, die sich aus der in diesem Artikel enthaltenen Vereinbarung zwischen Gewerbetreibenden ergibt, mit allen dort vorgesehenen Ausschlüssen, Beschränkungen, Voraussetzungen und Verfallfristen. Keine weitere ausdrückliche oder stillschweigende Gewährleistung gilt als von Fleequid übernommen, es sei denn, sie wird bei der einzelnen Transaktion eigens schriftlich übernommen. Die Anzeige von Mängeln, Defekten oder Abweichungen muss bei sonstigem Rechtsverlust innerhalb der Fristen und nach den Modalitäten erfolgen, die in Art. 20.2 vorgesehen sind, und jedenfalls innerhalb von 30 (dreißig) Kalendertagen ab der Lieferung und unter der Bedingung, dass das Fahrzeug nicht anschließend mehr als 1.000 (eintausend) km zurückgelegt hat; diese Fristen vereinbaren die Parteien ausdrücklich als vertragliche Verfallfristen im Sinne von Art. 1495 des italienischen Zivilgesetzbuches. Unberührt bleiben ferner die Bestimmungen von Art. 16.12 für die bei der Lieferung feststellbaren offensichtlichen Mängel, Schäden und Abweichungen. Die etwaige Haftung von Fleequid kann in keinem Fall über die ausdrücklich vereinbarte Gewährleistungsregelung hinausgehen, unbeschadet der Gewährleistungen, der Freistellungen, der Erstattungspflichten und der Rückgriffsrechte, die Fleequid gegenüber dem ursprünglichen Verkäufer gemäß den Art. 8.13, 18.5 und 19.6 zustehen. Auf Dealer Sales findet die Anschlussklausel gemäß Art. 21 keine Anwendung, und die entsprechende Regelung ist einer analogen Anwendung nicht zugänglich.</w:t>
       </w:r>
     </w:p>
     <w:p>
@@ -12101,7 +12110,7 @@
           <w:sz w:val="20"/>
           <w:szCs w:val="20"/>
         </w:rPr>
-        <w:t xml:space="preserve"> oder auf jedem anderen Weg, der den Nachweis der Zustellung an Fleequid ermöglicht, zu senden. Die bei der Lieferung feststellbaren Abweichungen, Mängel und Defekte sind zuvor gemäß Art. 16.12 zu melden. Bei sonstigem Rechtsverlust muss die Reklamation Fleequid spätestens 30 (dreißig) Tage nach dem Datum der Lieferung erreichen, und bevor das Fahrzeug weitere 1.000 (eintausend) km zurückgelegt hat. Die Reklamation muss die für die Bewertung der Beanstandung erforderlichen Informationen und Unterlagen, einschließlich fotografischer Nachweise, enthalten; Fleequid kann weitere Unterlagen oder Erläuterungen anfordern, die der Käufer innerhalb von 5 (fünf) Tagen ab der Aufforderung vorzulegen hat. Werden die vorgenannten Fristen oder die verlangten Modalitäten nicht eingehalten, ist Fleequid berechtigt, die Reklamation nicht zu bearbeiten und zu den Akten zu legen, und ist nicht verpflichtet, Reklamationen zu berücksichtigen, die mit anderen als den vorgesehenen Fristen, Modalitäten oder Informationen eingereicht werden. Die in diesem Absatz vorgesehenen Fristen gelten bei allen Verkaufsmodellen als vertragliche Verfallfristen, mit dem Vorbehalt gemäß Art. 19.8 und unbeschadet der im Verhältnis zwischen Fleequid und dem Verkäufer geltenden abweichenden Anzeigefristen gemäß den Art. 17.7 und 18.5.</w:t>
+        <w:t xml:space="preserve"> oder auf jedem anderen Weg, der den Nachweis der Zustellung an Fleequid ermöglicht, zu senden. Die bei der Lieferung feststellbaren Abweichungen, Mängel und Defekte sind zuvor gemäß Art. 16.12 zu melden. Bei sonstigem Rechtsverlust muss die Reklamation Fleequid spätestens 30 (dreißig) Kalendertage nach dem Datum der Lieferung erreichen, und bevor das Fahrzeug weitere 1.000 (eintausend) km zurückgelegt hat. Die Reklamation muss die für die Bewertung der Beanstandung erforderlichen Informationen und Unterlagen, einschließlich fotografischer Nachweise, enthalten; Fleequid kann weitere Unterlagen oder Erläuterungen anfordern, die der Käufer innerhalb von 5 (fünf) Tagen ab der Aufforderung vorzulegen hat. Werden die vorgenannten Fristen oder die verlangten Modalitäten nicht eingehalten, ist Fleequid berechtigt, die Reklamation nicht zu bearbeiten und zu den Akten zu legen, und ist nicht verpflichtet, Reklamationen zu berücksichtigen, die mit anderen als den vorgesehenen Fristen, Modalitäten oder Informationen eingereicht werden. Die in diesem Absatz vorgesehenen Fristen gelten bei allen Verkaufsmodellen als vertragliche Verfallfristen, mit dem Vorbehalt gemäß Art. 19.8 und unbeschadet der im Verhältnis zwischen Fleequid und dem Verkäufer geltenden abweichenden Anzeigefristen gemäß den Art. 17.7 und 18.5.</w:t>
       </w:r>
     </w:p>
     <w:p>
@@ -12595,7 +12604,7 @@
           <w:sz w:val="20"/>
           <w:szCs w:val="20"/>
         </w:rPr>
-        <w:t>Für die Zwecke von Art. 12.2 können die Besonderen Geschäftsbedingungen einer unwiderruflichen Verpflichtung des Finanzierungsgebers, die die dort vorgesehenen Voraussetzungen erfüllt, eine der vollständigen Erfüllung der Zahlungspflicht gleichwertige Wirkung beimessen und den Zeitpunkt bestimmen, ab dem diese Wirkung eintritt. Fehlt eine solche ausdrückliche Bestimmung, sind ausschließlich die von den jeweiligen Empfängern tatsächlich erhaltenen Zahlungen maßgeblich.</w:t>
+        <w:t>Für die Zwecke von Art. 12.2 können die Besonderen Geschäftsbedingungen einer unwiderruflichen Verpflichtung des Finanzierungsgebers, die die in denselben Besonderen Geschäftsbedingungen vorgesehenen Voraussetzungen erfüllt, eine der vollständigen Erfüllung der Zahlungspflicht gleichwertige Wirkung beimessen und den Zeitpunkt bestimmen, ab dem diese Wirkung eintritt. Fehlt eine solche ausdrückliche Bestimmung, sind ausschließlich die von den jeweiligen Empfängern tatsächlich erhaltenen Zahlungen maßgeblich.</w:t>
       </w:r>
     </w:p>
     <w:p>
@@ -13016,7 +13025,7 @@
           <w:sz w:val="20"/>
           <w:szCs w:val="20"/>
         </w:rPr>
-        <w:t>22077 Olgiate Comasco (CO),</w:t>
+        <w:t>22077 Olgiate Comasco (CO)</w:t>
       </w:r>
     </w:p>
     <w:p>
